--- a/backend/test_compliance_report.docx
+++ b/backend/test_compliance_report.docx
@@ -90,7 +90,7 @@
           </w:tcPr>
           <w:p>
             <w:r>
-              <w:t>Evaluated Rules: 31</w:t>
+              <w:t>Evaluated Rules: 33</w:t>
             </w:r>
           </w:p>
         </w:tc>
@@ -121,7 +121,7 @@
         <w:tc>
           <w:tcPr>
             <w:tcW w:type="dxa" w:w="5400"/>
-            <w:shd w:fill="fef2f2"/>
+            <w:shd w:fill="fffbeb"/>
           </w:tcPr>
           <w:p>
             <w:r>
@@ -134,60 +134,39 @@
             <w:r>
               <w:rPr>
                 <w:b/>
-                <w:color w:val="DC2626"/>
+                <w:color w:val="D97706"/>
                 <w:sz w:val="40"/>
               </w:rPr>
-              <w:t>✕ FAIL</w:t>
+              <w:t>! REVIEW</w:t>
               <w:br/>
             </w:r>
             <w:r>
               <w:rPr>
                 <w:sz w:val="17"/>
               </w:rPr>
-              <w:t>Overall Score: 62.5% (Evidence-based evaluation)</w:t>
+              <w:t>Overall Score: 63.3% (Evidence-based evaluation)</w:t>
             </w:r>
           </w:p>
         </w:tc>
         <w:tc>
           <w:tcPr>
             <w:tcW w:type="dxa" w:w="5400"/>
-            <w:shd w:fill="fef2f2"/>
-          </w:tcPr>
-          <w:p>
-            <w:r/>
-            <w:r>
-              <w:drawing>
-                <wp:inline xmlns:a="http://schemas.openxmlformats.org/drawingml/2006/main" xmlns:pic="http://schemas.openxmlformats.org/drawingml/2006/picture">
-                  <wp:extent cx="2926080" cy="1140135"/>
-                  <wp:docPr id="1" name="Picture 1"/>
-                  <wp:cNvGraphicFramePr>
-                    <a:graphicFrameLocks noChangeAspect="1"/>
-                  </wp:cNvGraphicFramePr>
-                  <a:graphic>
-                    <a:graphicData uri="http://schemas.openxmlformats.org/drawingml/2006/picture">
-                      <pic:pic>
-                        <pic:nvPicPr>
-                          <pic:cNvPr id="0" name="image.png"/>
-                          <pic:cNvPicPr/>
-                        </pic:nvPicPr>
-                        <pic:blipFill>
-                          <a:blip r:embed="rId9"/>
-                          <a:stretch>
-                            <a:fillRect/>
-                          </a:stretch>
-                        </pic:blipFill>
-                        <pic:spPr>
-                          <a:xfrm>
-                            <a:off x="0" y="0"/>
-                            <a:ext cx="2926080" cy="1140135"/>
-                          </a:xfrm>
-                          <a:prstGeom prst="rect"/>
-                        </pic:spPr>
-                      </pic:pic>
-                    </a:graphicData>
-                  </a:graphic>
-                </wp:inline>
-              </w:drawing>
+            <w:shd w:fill="fffbeb"/>
+          </w:tcPr>
+          <w:p>
+            <w:r>
+              <w:rPr>
+                <w:b/>
+                <w:sz w:val="18"/>
+              </w:rPr>
+              <w:t>Rule Breakdown</w:t>
+              <w:br/>
+            </w:r>
+            <w:r>
+              <w:rPr>
+                <w:sz w:val="17"/>
+              </w:rPr>
+              <w:t>PASS: 4 | FAIL: 0 | REVIEW: 11 | N/A: 7 | OUT OF SCOPE: 11</w:t>
             </w:r>
           </w:p>
         </w:tc>
@@ -759,10 +738,10 @@
             <w:r>
               <w:rPr>
                 <w:b/>
-                <w:color w:val="D97706"/>
-                <w:sz w:val="15"/>
-              </w:rPr>
-              <w:t>! REVIEW</w:t>
+                <w:color w:val="059669"/>
+                <w:sz w:val="15"/>
+              </w:rPr>
+              <w:t>✓ PASS</w:t>
             </w:r>
           </w:p>
         </w:tc>
@@ -775,7 +754,7 @@
               <w:rPr>
                 <w:sz w:val="15"/>
               </w:rPr>
-              <w:t>PepsiCo India Holdings Pvt Ltd, DLF Cyber City, Phase-II, Gurugram - 122002, Haryana, India</w:t>
+              <w:t>PepsiCo India Holdings Pvt Ltd</w:t>
             </w:r>
           </w:p>
         </w:tc>
@@ -788,7 +767,7 @@
               <w:rPr>
                 <w:sz w:val="15"/>
               </w:rPr>
-              <w:t>The extracted identity/address could not be matched reliably to OCR evidence.</w:t>
+              <w:t>A manufacturer/packer/importer identity and associated address were evaluated.</w:t>
             </w:r>
           </w:p>
         </w:tc>
@@ -845,7 +824,7 @@
               <w:rPr>
                 <w:sz w:val="15"/>
               </w:rPr>
-              <w:t>Product Name was detected with supporting OCR evidence.</w:t>
+              <w:t>Product Name declaration was evaluated.</w:t>
             </w:r>
           </w:p>
         </w:tc>
@@ -902,7 +881,7 @@
               <w:rPr>
                 <w:sz w:val="15"/>
               </w:rPr>
-              <w:t>Net quantity was detected.</w:t>
+              <w:t>Net quantity declaration was evaluated.</w:t>
             </w:r>
           </w:p>
         </w:tc>
@@ -930,10 +909,10 @@
             <w:r>
               <w:rPr>
                 <w:b/>
-                <w:color w:val="D97706"/>
-                <w:sz w:val="15"/>
-              </w:rPr>
-              <w:t>! REVIEW</w:t>
+                <w:color w:val="059669"/>
+                <w:sz w:val="15"/>
+              </w:rPr>
+              <w:t>✓ PASS</w:t>
             </w:r>
           </w:p>
         </w:tc>
@@ -959,7 +938,7 @@
               <w:rPr>
                 <w:sz w:val="15"/>
               </w:rPr>
-              <w:t>A date was extracted but supporting OCR evidence could not be matched reliably.</w:t>
+              <w:t>Relevant date declaration was evaluated.</w:t>
             </w:r>
           </w:p>
         </w:tc>
@@ -987,10 +966,10 @@
             <w:r>
               <w:rPr>
                 <w:b/>
-                <w:color w:val="D97706"/>
-                <w:sz w:val="15"/>
-              </w:rPr>
-              <w:t>! REVIEW</w:t>
+                <w:color w:val="059669"/>
+                <w:sz w:val="15"/>
+              </w:rPr>
+              <w:t>✓ PASS</w:t>
             </w:r>
           </w:p>
         </w:tc>
@@ -1016,7 +995,7 @@
               <w:rPr>
                 <w:sz w:val="15"/>
               </w:rPr>
-              <w:t>A date was extracted but supporting OCR evidence could not be matched reliably.</w:t>
+              <w:t>Relevant date declaration was evaluated.</w:t>
             </w:r>
           </w:p>
         </w:tc>
@@ -1073,7 +1052,7 @@
               <w:rPr>
                 <w:sz w:val="15"/>
               </w:rPr>
-              <w:t>An explicitly labelled MRP declaration was detected.</w:t>
+              <w:t>An explicitly labelled MRP declaration was evaluated.</w:t>
             </w:r>
           </w:p>
         </w:tc>
@@ -1101,10 +1080,10 @@
             <w:r>
               <w:rPr>
                 <w:b/>
-                <w:color w:val="D97706"/>
-                <w:sz w:val="15"/>
-              </w:rPr>
-              <w:t>! REVIEW</w:t>
+                <w:color w:val="059669"/>
+                <w:sz w:val="15"/>
+              </w:rPr>
+              <w:t>✓ PASS</w:t>
             </w:r>
           </w:p>
         </w:tc>
@@ -1130,7 +1109,7 @@
               <w:rPr>
                 <w:sz w:val="15"/>
               </w:rPr>
-              <w:t>The system could not determine from the available evidence whether dimensions are relevant.</w:t>
+              <w:t>Consumer care contact details were evaluated.</w:t>
             </w:r>
           </w:p>
         </w:tc>
@@ -1187,7 +1166,7 @@
               <w:rPr>
                 <w:sz w:val="15"/>
               </w:rPr>
-              <w:t>The available evidence does not indicate that the product is imported.</w:t>
+              <w:t>Country of origin declaration was evaluated.</w:t>
             </w:r>
           </w:p>
         </w:tc>
@@ -1215,10 +1194,10 @@
             <w:r>
               <w:rPr>
                 <w:b/>
-                <w:color w:val="D97706"/>
-                <w:sz w:val="15"/>
-              </w:rPr>
-              <w:t>! REVIEW</w:t>
+                <w:color w:val="059669"/>
+                <w:sz w:val="15"/>
+              </w:rPr>
+              <w:t>✓ PASS</w:t>
             </w:r>
           </w:p>
         </w:tc>
@@ -1231,7 +1210,7 @@
               <w:rPr>
                 <w:sz w:val="15"/>
               </w:rPr>
-              <w:t>Not Declared (Ref: Rs. 199.00 per kg)</w:t>
+              <w:t>Not Declared</w:t>
             </w:r>
           </w:p>
         </w:tc>
@@ -1244,7 +1223,7 @@
               <w:rPr>
                 <w:sz w:val="15"/>
               </w:rPr>
-              <w:t>A separate unit sale price declaration was not confidently detected.</w:t>
+              <w:t>A separate unit sale price declaration was evaluated under Rule 6(11).</w:t>
             </w:r>
           </w:p>
         </w:tc>
@@ -1364,7 +1343,7 @@
               </w:rPr>
               <w:t>3</w:t>
               <w:br/>
-              <w:t>Packages to which Chapter II does not apply</w:t>
+              <w:t>Applicability of the Chapter</w:t>
             </w:r>
           </w:p>
         </w:tc>
@@ -1445,9 +1424,9 @@
                 <w:b/>
                 <w:sz w:val="15"/>
               </w:rPr>
-              <w:t>6(1)(a)</w:t>
+              <w:t>6</w:t>
               <w:br/>
-              <w:t>Manufacturer / packer / importer</w:t>
+              <w:t>Declarations to be made on every package</w:t>
             </w:r>
           </w:p>
         </w:tc>
@@ -1475,7 +1454,7 @@
               <w:rPr>
                 <w:sz w:val="15"/>
               </w:rPr>
-              <w:t>The extracted identity/address could not be matched reliably to OCR evidence.</w:t>
+              <w:t>Statutory declarations evaluated: 3 satisfied, 6 require verification, 1 not applicable.</w:t>
             </w:r>
           </w:p>
         </w:tc>
@@ -1488,7 +1467,6 @@
               <w:rPr>
                 <w:sz w:val="15"/>
               </w:rPr>
-              <w:t>Verify the declaration visually before treating it as compliant.</w:t>
             </w:r>
           </w:p>
         </w:tc>
@@ -1504,9 +1482,9 @@
                 <w:b/>
                 <w:sz w:val="15"/>
               </w:rPr>
-              <w:t>6(1)(d)</w:t>
+              <w:t>7</w:t>
               <w:br/>
-              <w:t>Manufacturing / pre-packing / import date</w:t>
+              <w:t>Principal display panel — area, size and lettering</w:t>
             </w:r>
           </w:p>
         </w:tc>
@@ -1534,7 +1512,7 @@
               <w:rPr>
                 <w:sz w:val="15"/>
               </w:rPr>
-              <w:t>A date was extracted but supporting OCR evidence could not be matched reliably.</w:t>
+              <w:t>OCR bounding boxes provide measurable relative text-size evidence, but physical letter/numeral height cannot be proven from pixels alone.</w:t>
             </w:r>
           </w:p>
         </w:tc>
@@ -1547,7 +1525,7 @@
               <w:rPr>
                 <w:sz w:val="15"/>
               </w:rPr>
-              <w:t>Verify the date declaration visually.</w:t>
+              <w:t>Use a calibrated image or physical reference to verify the principal-display-panel area and prescribed letter/numeral height.</w:t>
             </w:r>
           </w:p>
         </w:tc>
@@ -1563,9 +1541,9 @@
                 <w:b/>
                 <w:sz w:val="15"/>
               </w:rPr>
-              <w:t>6(1)(da)</w:t>
+              <w:t>8</w:t>
               <w:br/>
-              <w:t>Best before / use by</w:t>
+              <w:t>Declaration where to appear</w:t>
             </w:r>
           </w:p>
         </w:tc>
@@ -1593,7 +1571,7 @@
               <w:rPr>
                 <w:sz w:val="15"/>
               </w:rPr>
-              <w:t>A date was extracted but supporting OCR evidence could not be matched reliably.</w:t>
+              <w:t>OCR geometry now provides relative declaration-position evidence, but the Principal Display Panel and complete legal placement requirements require package-layout interpretation.</w:t>
             </w:r>
           </w:p>
         </w:tc>
@@ -1606,7 +1584,7 @@
               <w:rPr>
                 <w:sz w:val="15"/>
               </w:rPr>
-              <w:t>Verify the date declaration visually.</w:t>
+              <w:t>Verify applicable declarations against the prescribed location and Principal Display Panel requirements.</w:t>
             </w:r>
           </w:p>
         </w:tc>
@@ -1622,9 +1600,9 @@
                 <w:b/>
                 <w:sz w:val="15"/>
               </w:rPr>
-              <w:t>6(1)(f)</w:t>
+              <w:t>9</w:t>
               <w:br/>
-              <w:t>Dimensions where relevant</w:t>
+              <w:t>Manner in which declaration shall be made</w:t>
             </w:r>
           </w:p>
         </w:tc>
@@ -1652,7 +1630,7 @@
               <w:rPr>
                 <w:sz w:val="15"/>
               </w:rPr>
-              <w:t>The system could not determine from the available evidence whether dimensions are relevant.</w:t>
+              <w:t>OCR confidence provides supporting visibility evidence, but image-only analysis cannot conclusively establish every legibility, prominence and prescribed-manner requirement.</w:t>
             </w:r>
           </w:p>
         </w:tc>
@@ -1665,7 +1643,7 @@
               <w:rPr>
                 <w:sz w:val="15"/>
               </w:rPr>
-              <w:t>Verify commodity-specific dimensional applicability.</w:t>
+              <w:t>Verify legibility, prominence, contrast and prescribed language/display requirements.</w:t>
             </w:r>
           </w:p>
         </w:tc>
@@ -1681,9 +1659,9 @@
                 <w:b/>
                 <w:sz w:val="15"/>
               </w:rPr>
-              <w:t>6(2)</w:t>
+              <w:t>10</w:t>
               <w:br/>
-              <w:t>Consumer complaint contact</w:t>
+              <w:t>Declaration of name and address of the manufacturer, etc.</w:t>
             </w:r>
           </w:p>
         </w:tc>
@@ -1711,7 +1689,7 @@
               <w:rPr>
                 <w:sz w:val="15"/>
               </w:rPr>
-              <w:t>The value was extracted, but its required declaration label/association could not be confirmed.</w:t>
+              <w:t>The identity and address were extracted, but supporting OCR evidence could not be matched reliably.</w:t>
             </w:r>
           </w:p>
         </w:tc>
@@ -1724,7 +1702,7 @@
               <w:rPr>
                 <w:sz w:val="15"/>
               </w:rPr>
-              <w:t>Verify the field label and associated value on the package.</w:t>
+              <w:t>Verify the responsible-party declaration visually.</w:t>
             </w:r>
           </w:p>
         </w:tc>
@@ -1740,9 +1718,9 @@
                 <w:b/>
                 <w:sz w:val="15"/>
               </w:rPr>
-              <w:t>6(11)</w:t>
+              <w:t>11</w:t>
               <w:br/>
-              <w:t>Unit sale price</w:t>
+              <w:t>Declaration of quantity</w:t>
             </w:r>
           </w:p>
         </w:tc>
@@ -1770,7 +1748,7 @@
               <w:rPr>
                 <w:sz w:val="15"/>
               </w:rPr>
-              <w:t>A separate unit sale price declaration was not confidently detected.</w:t>
+              <w:t>The declared quantity is visible, but actual quantity accuracy cannot be established from a label image alone.</w:t>
             </w:r>
           </w:p>
         </w:tc>
@@ -1783,7 +1761,7 @@
               <w:rPr>
                 <w:sz w:val="15"/>
               </w:rPr>
-              <w:t>Verify whether the package carries the applicable unit sale price declaration.</w:t>
+              <w:t>Verify the physical quantity using an appropriate verified weighing/measuring method.</w:t>
             </w:r>
           </w:p>
         </w:tc>
@@ -1799,9 +1777,9 @@
                 <w:b/>
                 <w:sz w:val="15"/>
               </w:rPr>
-              <w:t>7</w:t>
+              <w:t>18</w:t>
               <w:br/>
-              <w:t>Principal display panel - area, size and letters</w:t>
+              <w:t>Provisions relating to wholesale and retail dealers</w:t>
             </w:r>
           </w:p>
         </w:tc>
@@ -1829,7 +1807,7 @@
               <w:rPr>
                 <w:sz w:val="15"/>
               </w:rPr>
-              <w:t>OCR bounding boxes provide measurable relative text-size evidence, but physical letter/numeral height cannot be proven from pixels alone.</w:t>
+              <w:t>The available image/OCR evidence is insufficient for a definitive automated determination.</w:t>
             </w:r>
           </w:p>
         </w:tc>
@@ -1842,7 +1820,7 @@
               <w:rPr>
                 <w:sz w:val="15"/>
               </w:rPr>
-              <w:t>Use a calibrated image or physical reference to verify the principal-display-panel area and prescribed letter/numeral height.</w:t>
+              <w:t>Verify this requirement using the applicable package, commodity or transaction context.</w:t>
             </w:r>
           </w:p>
         </w:tc>
@@ -1858,9 +1836,9 @@
                 <w:b/>
                 <w:sz w:val="15"/>
               </w:rPr>
-              <w:t>8</w:t>
+              <w:t>23</w:t>
               <w:br/>
-              <w:t>Declarations where to appear</w:t>
+              <w:t>Deceptive packages</w:t>
             </w:r>
           </w:p>
         </w:tc>
@@ -1888,7 +1866,7 @@
               <w:rPr>
                 <w:sz w:val="15"/>
               </w:rPr>
-              <w:t>OCR geometry now provides relative declaration-position evidence, but the Principal Display Panel and complete legal placement requirements require package-layout interpretation.</w:t>
+              <w:t>The available image/OCR evidence is insufficient for a definitive automated determination.</w:t>
             </w:r>
           </w:p>
         </w:tc>
@@ -1901,7 +1879,7 @@
               <w:rPr>
                 <w:sz w:val="15"/>
               </w:rPr>
-              <w:t>Verify applicable declarations against the prescribed location and Principal Display Panel requirements.</w:t>
+              <w:t>Verify this requirement using the applicable package, commodity or transaction context.</w:t>
             </w:r>
           </w:p>
         </w:tc>
@@ -1917,9 +1895,9 @@
                 <w:b/>
                 <w:sz w:val="15"/>
               </w:rPr>
-              <w:t>9</w:t>
+              <w:t>26</w:t>
               <w:br/>
-              <w:t>Manner of declarations</w:t>
+              <w:t>Exemptions in respect of certain packages</w:t>
             </w:r>
           </w:p>
         </w:tc>
@@ -1947,7 +1925,7 @@
               <w:rPr>
                 <w:sz w:val="15"/>
               </w:rPr>
-              <w:t>OCR confidence provides supporting visibility evidence, but image-only analysis cannot conclusively establish every legibility, prominence and prescribed-manner requirement.</w:t>
+              <w:t>The available image/OCR evidence is insufficient for a definitive automated determination.</w:t>
             </w:r>
           </w:p>
         </w:tc>
@@ -1960,7 +1938,7 @@
               <w:rPr>
                 <w:sz w:val="15"/>
               </w:rPr>
-              <w:t>Verify legibility, prominence, contrast and prescribed language/display requirements.</w:t>
+              <w:t>Verify this requirement using the applicable package, commodity or transaction context.</w:t>
             </w:r>
           </w:p>
         </w:tc>
@@ -1976,9 +1954,9 @@
                 <w:b/>
                 <w:sz w:val="15"/>
               </w:rPr>
-              <w:t>10</w:t>
+              <w:t>28</w:t>
               <w:br/>
-              <w:t>Name and address of manufacturer / packer / importer</w:t>
+              <w:t>Registration of shorter address</w:t>
             </w:r>
           </w:p>
         </w:tc>
@@ -2006,7 +1984,7 @@
               <w:rPr>
                 <w:sz w:val="15"/>
               </w:rPr>
-              <w:t>The identity and address were extracted, but supporting OCR evidence could not be matched reliably.</w:t>
+              <w:t>Shorter registered address requires registration records.</w:t>
             </w:r>
           </w:p>
         </w:tc>
@@ -2019,7 +1997,7 @@
               <w:rPr>
                 <w:sz w:val="15"/>
               </w:rPr>
-              <w:t>Verify the responsible-party declaration visually.</w:t>
+              <w:t>Verify whether the manufacturer has registered a shorter address under Rule 28.</w:t>
             </w:r>
           </w:p>
         </w:tc>
@@ -2478,6 +2456,75 @@
                 <w:b/>
                 <w:sz w:val="15"/>
               </w:rPr>
+              <w:t>1</w:t>
+            </w:r>
+          </w:p>
+        </w:tc>
+        <w:tc>
+          <w:tcPr>
+            <w:tcW w:type="dxa" w:w="2160"/>
+          </w:tcPr>
+          <w:p>
+            <w:r>
+              <w:rPr>
+                <w:sz w:val="15"/>
+              </w:rPr>
+              <w:t>Legal Metrology (Packaged Commodities) Rules, 2011 baseline.</w:t>
+            </w:r>
+          </w:p>
+        </w:tc>
+        <w:tc>
+          <w:tcPr>
+            <w:tcW w:type="dxa" w:w="2160"/>
+          </w:tcPr>
+          <w:p>
+            <w:r>
+              <w:rPr>
+                <w:b/>
+                <w:color w:val="64748B"/>
+                <w:sz w:val="15"/>
+              </w:rPr>
+              <w:t>— OUT OF SCOPE</w:t>
+            </w:r>
+          </w:p>
+        </w:tc>
+        <w:tc>
+          <w:tcPr>
+            <w:tcW w:type="dxa" w:w="2160"/>
+          </w:tcPr>
+          <w:p>
+            <w:r>
+              <w:rPr>
+                <w:sz w:val="15"/>
+              </w:rPr>
+              <w:t>Short title and commencement provision; general statutory framework, not an on-package declaration requirement.</w:t>
+            </w:r>
+          </w:p>
+        </w:tc>
+        <w:tc>
+          <w:tcPr>
+            <w:tcW w:type="dxa" w:w="2160"/>
+          </w:tcPr>
+          <w:p>
+            <w:r>
+              <w:rPr>
+                <w:sz w:val="15"/>
+              </w:rPr>
+            </w:r>
+          </w:p>
+        </w:tc>
+      </w:tr>
+      <w:tr>
+        <w:tc>
+          <w:tcPr>
+            <w:tcW w:type="dxa" w:w="2160"/>
+          </w:tcPr>
+          <w:p>
+            <w:r>
+              <w:rPr>
+                <w:b/>
+                <w:sz w:val="15"/>
+              </w:rPr>
               <w:t>2</w:t>
             </w:r>
           </w:p>
@@ -2686,7 +2733,7 @@
                 <w:b/>
                 <w:sz w:val="15"/>
               </w:rPr>
-              <w:t>5</w:t>
+              <w:t>6</w:t>
             </w:r>
           </w:p>
         </w:tc>
@@ -2699,7 +2746,7 @@
               <w:rPr>
                 <w:sz w:val="15"/>
               </w:rPr>
-              <w:t>Rule 5 is omitted from the current operative Rules.</w:t>
+              <w:t>Package shall bear all applicable mandatory declarations under Rule 6.</w:t>
             </w:r>
           </w:p>
         </w:tc>
@@ -2711,10 +2758,10 @@
             <w:r>
               <w:rPr>
                 <w:b/>
-                <w:color w:val="64748B"/>
-                <w:sz w:val="15"/>
-              </w:rPr>
-              <w:t>— OUT OF SCOPE</w:t>
+                <w:color w:val="D97706"/>
+                <w:sz w:val="15"/>
+              </w:rPr>
+              <w:t>! REVIEW</w:t>
             </w:r>
           </w:p>
         </w:tc>
@@ -2727,7 +2774,7 @@
               <w:rPr>
                 <w:sz w:val="15"/>
               </w:rPr>
-              <w:t>Rule 5 was omitted by the 2021 amendment and therefore is not evaluated as an active package-compliance requirement.</w:t>
+              <w:t>Statutory declarations evaluated: 3 satisfied, 6 require verification, 1 not applicable.</w:t>
             </w:r>
           </w:p>
         </w:tc>
@@ -2755,7 +2802,7 @@
                 <w:b/>
                 <w:sz w:val="15"/>
               </w:rPr>
-              <w:t>6(1)(a)</w:t>
+              <w:t>7</w:t>
             </w:r>
           </w:p>
         </w:tc>
@@ -2768,7 +2815,7 @@
               <w:rPr>
                 <w:sz w:val="15"/>
               </w:rPr>
-              <w:t>Applicable manufacturer, packer or importer name and address.</w:t>
+              <w:t>Principal display panel and prescribed letter/numeral dimensions must satisfy the Rule.</w:t>
             </w:r>
           </w:p>
         </w:tc>
@@ -2796,7 +2843,7 @@
               <w:rPr>
                 <w:sz w:val="15"/>
               </w:rPr>
-              <w:t>The extracted identity/address could not be matched reliably to OCR evidence.</w:t>
+              <w:t>OCR bounding boxes provide measurable relative text-size evidence, but physical letter/numeral height cannot be proven from pixels alone.</w:t>
             </w:r>
           </w:p>
         </w:tc>
@@ -2809,76 +2856,7 @@
               <w:rPr>
                 <w:sz w:val="15"/>
               </w:rPr>
-              <w:t>Verify the declaration visually before treating it as compliant.</w:t>
-            </w:r>
-          </w:p>
-        </w:tc>
-      </w:tr>
-      <w:tr>
-        <w:tc>
-          <w:tcPr>
-            <w:tcW w:type="dxa" w:w="2160"/>
-          </w:tcPr>
-          <w:p>
-            <w:r>
-              <w:rPr>
-                <w:b/>
-                <w:sz w:val="15"/>
-              </w:rPr>
-              <w:t>6(1)(aa)</w:t>
-            </w:r>
-          </w:p>
-        </w:tc>
-        <w:tc>
-          <w:tcPr>
-            <w:tcW w:type="dxa" w:w="2160"/>
-          </w:tcPr>
-          <w:p>
-            <w:r>
-              <w:rPr>
-                <w:sz w:val="15"/>
-              </w:rPr>
-              <w:t>Country of origin for imported products.</w:t>
-            </w:r>
-          </w:p>
-        </w:tc>
-        <w:tc>
-          <w:tcPr>
-            <w:tcW w:type="dxa" w:w="2160"/>
-          </w:tcPr>
-          <w:p>
-            <w:r>
-              <w:rPr>
-                <w:b/>
-                <w:color w:val="64748B"/>
-                <w:sz w:val="15"/>
-              </w:rPr>
-              <w:t>— N/A</w:t>
-            </w:r>
-          </w:p>
-        </w:tc>
-        <w:tc>
-          <w:tcPr>
-            <w:tcW w:type="dxa" w:w="2160"/>
-          </w:tcPr>
-          <w:p>
-            <w:r>
-              <w:rPr>
-                <w:sz w:val="15"/>
-              </w:rPr>
-              <w:t>The available evidence does not indicate that the product is imported.</w:t>
-            </w:r>
-          </w:p>
-        </w:tc>
-        <w:tc>
-          <w:tcPr>
-            <w:tcW w:type="dxa" w:w="2160"/>
-          </w:tcPr>
-          <w:p>
-            <w:r>
-              <w:rPr>
-                <w:sz w:val="15"/>
-              </w:rPr>
+              <w:t>Use a calibrated image or physical reference to verify the principal-display-panel area and prescribed letter/numeral height.</w:t>
             </w:r>
           </w:p>
         </w:tc>
@@ -2919,7 +2897,7 @@
                 <w:b/>
                 <w:sz w:val="15"/>
               </w:rPr>
-              <w:t>6(1)(b)</w:t>
+              <w:t>8</w:t>
             </w:r>
           </w:p>
         </w:tc>
@@ -2932,7 +2910,287 @@
               <w:rPr>
                 <w:sz w:val="15"/>
               </w:rPr>
-              <w:t>Common or generic name of the commodity.</w:t>
+              <w:t>Required declarations should appear in the prescribed location and principal display panel where applicable.</w:t>
+            </w:r>
+          </w:p>
+        </w:tc>
+        <w:tc>
+          <w:tcPr>
+            <w:tcW w:type="dxa" w:w="2160"/>
+          </w:tcPr>
+          <w:p>
+            <w:r>
+              <w:rPr>
+                <w:b/>
+                <w:color w:val="D97706"/>
+                <w:sz w:val="15"/>
+              </w:rPr>
+              <w:t>! REVIEW</w:t>
+            </w:r>
+          </w:p>
+        </w:tc>
+        <w:tc>
+          <w:tcPr>
+            <w:tcW w:type="dxa" w:w="2160"/>
+          </w:tcPr>
+          <w:p>
+            <w:r>
+              <w:rPr>
+                <w:sz w:val="15"/>
+              </w:rPr>
+              <w:t>OCR geometry now provides relative declaration-position evidence, but the Principal Display Panel and complete legal placement requirements require package-layout interpretation.</w:t>
+            </w:r>
+          </w:p>
+        </w:tc>
+        <w:tc>
+          <w:tcPr>
+            <w:tcW w:type="dxa" w:w="2160"/>
+          </w:tcPr>
+          <w:p>
+            <w:r>
+              <w:rPr>
+                <w:sz w:val="15"/>
+              </w:rPr>
+              <w:t>Verify applicable declarations against the prescribed location and Principal Display Panel requirements.</w:t>
+            </w:r>
+          </w:p>
+        </w:tc>
+      </w:tr>
+      <w:tr>
+        <w:tc>
+          <w:tcPr>
+            <w:tcW w:type="dxa" w:w="2160"/>
+          </w:tcPr>
+          <w:p>
+            <w:r>
+              <w:rPr>
+                <w:b/>
+                <w:sz w:val="15"/>
+              </w:rPr>
+              <w:t>9</w:t>
+            </w:r>
+          </w:p>
+        </w:tc>
+        <w:tc>
+          <w:tcPr>
+            <w:tcW w:type="dxa" w:w="2160"/>
+          </w:tcPr>
+          <w:p>
+            <w:r>
+              <w:rPr>
+                <w:sz w:val="15"/>
+              </w:rPr>
+              <w:t>Declarations should be legible, prominent and presented in the prescribed manner.</w:t>
+            </w:r>
+          </w:p>
+        </w:tc>
+        <w:tc>
+          <w:tcPr>
+            <w:tcW w:type="dxa" w:w="2160"/>
+          </w:tcPr>
+          <w:p>
+            <w:r>
+              <w:rPr>
+                <w:b/>
+                <w:color w:val="D97706"/>
+                <w:sz w:val="15"/>
+              </w:rPr>
+              <w:t>! REVIEW</w:t>
+            </w:r>
+          </w:p>
+        </w:tc>
+        <w:tc>
+          <w:tcPr>
+            <w:tcW w:type="dxa" w:w="2160"/>
+          </w:tcPr>
+          <w:p>
+            <w:r>
+              <w:rPr>
+                <w:sz w:val="15"/>
+              </w:rPr>
+              <w:t>OCR confidence provides supporting visibility evidence, but image-only analysis cannot conclusively establish every legibility, prominence and prescribed-manner requirement.</w:t>
+            </w:r>
+          </w:p>
+        </w:tc>
+        <w:tc>
+          <w:tcPr>
+            <w:tcW w:type="dxa" w:w="2160"/>
+          </w:tcPr>
+          <w:p>
+            <w:r>
+              <w:rPr>
+                <w:sz w:val="15"/>
+              </w:rPr>
+              <w:t>Verify legibility, prominence, contrast and prescribed language/display requirements.</w:t>
+            </w:r>
+          </w:p>
+        </w:tc>
+      </w:tr>
+      <w:tr>
+        <w:tc>
+          <w:tcPr>
+            <w:tcW w:type="dxa" w:w="2160"/>
+          </w:tcPr>
+          <w:p>
+            <w:r>
+              <w:rPr>
+                <w:b/>
+                <w:sz w:val="15"/>
+              </w:rPr>
+              <w:t>10</w:t>
+            </w:r>
+          </w:p>
+        </w:tc>
+        <w:tc>
+          <w:tcPr>
+            <w:tcW w:type="dxa" w:w="2160"/>
+          </w:tcPr>
+          <w:p>
+            <w:r>
+              <w:rPr>
+                <w:sz w:val="15"/>
+              </w:rPr>
+              <w:t>Manufacturer / packer / importer name and applicable address.</w:t>
+            </w:r>
+          </w:p>
+        </w:tc>
+        <w:tc>
+          <w:tcPr>
+            <w:tcW w:type="dxa" w:w="2160"/>
+          </w:tcPr>
+          <w:p>
+            <w:r>
+              <w:rPr>
+                <w:b/>
+                <w:color w:val="D97706"/>
+                <w:sz w:val="15"/>
+              </w:rPr>
+              <w:t>! REVIEW</w:t>
+            </w:r>
+          </w:p>
+        </w:tc>
+        <w:tc>
+          <w:tcPr>
+            <w:tcW w:type="dxa" w:w="2160"/>
+          </w:tcPr>
+          <w:p>
+            <w:r>
+              <w:rPr>
+                <w:sz w:val="15"/>
+              </w:rPr>
+              <w:t>The identity and address were extracted, but supporting OCR evidence could not be matched reliably.</w:t>
+            </w:r>
+          </w:p>
+        </w:tc>
+        <w:tc>
+          <w:tcPr>
+            <w:tcW w:type="dxa" w:w="2160"/>
+          </w:tcPr>
+          <w:p>
+            <w:r>
+              <w:rPr>
+                <w:sz w:val="15"/>
+              </w:rPr>
+              <w:t>Verify the responsible-party declaration visually.</w:t>
+            </w:r>
+          </w:p>
+        </w:tc>
+      </w:tr>
+      <w:tr>
+        <w:tc>
+          <w:tcPr>
+            <w:tcW w:type="dxa" w:w="2160"/>
+          </w:tcPr>
+          <w:p>
+            <w:r>
+              <w:rPr>
+                <w:b/>
+                <w:sz w:val="15"/>
+              </w:rPr>
+              <w:t>11</w:t>
+            </w:r>
+          </w:p>
+        </w:tc>
+        <w:tc>
+          <w:tcPr>
+            <w:tcW w:type="dxa" w:w="2160"/>
+          </w:tcPr>
+          <w:p>
+            <w:r>
+              <w:rPr>
+                <w:sz w:val="15"/>
+              </w:rPr>
+              <w:t>Net quantity must be accurately declared; image analysis alone cannot verify the actual physical quantity.</w:t>
+            </w:r>
+          </w:p>
+        </w:tc>
+        <w:tc>
+          <w:tcPr>
+            <w:tcW w:type="dxa" w:w="2160"/>
+          </w:tcPr>
+          <w:p>
+            <w:r>
+              <w:rPr>
+                <w:b/>
+                <w:color w:val="D97706"/>
+                <w:sz w:val="15"/>
+              </w:rPr>
+              <w:t>! REVIEW</w:t>
+            </w:r>
+          </w:p>
+        </w:tc>
+        <w:tc>
+          <w:tcPr>
+            <w:tcW w:type="dxa" w:w="2160"/>
+          </w:tcPr>
+          <w:p>
+            <w:r>
+              <w:rPr>
+                <w:sz w:val="15"/>
+              </w:rPr>
+              <w:t>The declared quantity is visible, but actual quantity accuracy cannot be established from a label image alone.</w:t>
+            </w:r>
+          </w:p>
+        </w:tc>
+        <w:tc>
+          <w:tcPr>
+            <w:tcW w:type="dxa" w:w="2160"/>
+          </w:tcPr>
+          <w:p>
+            <w:r>
+              <w:rPr>
+                <w:sz w:val="15"/>
+              </w:rPr>
+              <w:t>Verify the physical quantity using an appropriate verified weighing/measuring method.</w:t>
+            </w:r>
+          </w:p>
+        </w:tc>
+      </w:tr>
+      <w:tr>
+        <w:tc>
+          <w:tcPr>
+            <w:tcW w:type="dxa" w:w="2160"/>
+          </w:tcPr>
+          <w:p>
+            <w:r>
+              <w:rPr>
+                <w:b/>
+                <w:sz w:val="15"/>
+              </w:rPr>
+              <w:t>12</w:t>
+            </w:r>
+          </w:p>
+        </w:tc>
+        <w:tc>
+          <w:tcPr>
+            <w:tcW w:type="dxa" w:w="2160"/>
+          </w:tcPr>
+          <w:p>
+            <w:r>
+              <w:rPr>
+                <w:sz w:val="15"/>
+              </w:rPr>
+              <w:t>Quantity declaration in the appropriate mass, volume, length, area or number form.</w:t>
             </w:r>
           </w:p>
         </w:tc>
@@ -2960,7 +3218,7 @@
               <w:rPr>
                 <w:sz w:val="15"/>
               </w:rPr>
-              <w:t>Product Name was detected with supporting OCR evidence.</w:t>
+              <w:t>The detected solid/semi-solid commodity uses a mass declaration.</w:t>
             </w:r>
           </w:p>
         </w:tc>
@@ -2988,7 +3246,7 @@
                 <w:b/>
                 <w:sz w:val="15"/>
               </w:rPr>
-              <w:t>6(1)(c)</w:t>
+              <w:t>13</w:t>
             </w:r>
           </w:p>
         </w:tc>
@@ -3001,7 +3259,7 @@
               <w:rPr>
                 <w:sz w:val="15"/>
               </w:rPr>
-              <w:t>Net quantity of the commodity.</w:t>
+              <w:t>Applicable prescribed unit of weight, measure or number.</w:t>
             </w:r>
           </w:p>
         </w:tc>
@@ -3029,7 +3287,7 @@
               <w:rPr>
                 <w:sz w:val="15"/>
               </w:rPr>
-              <w:t>Net quantity was detected.</w:t>
+              <w:t>The quantity uses a recognized prescribed/SI-compatible unit or number/unit form.</w:t>
             </w:r>
           </w:p>
         </w:tc>
@@ -3057,7 +3315,7 @@
                 <w:b/>
                 <w:sz w:val="15"/>
               </w:rPr>
-              <w:t>6(1)(d)</w:t>
+              <w:t>14</w:t>
             </w:r>
           </w:p>
         </w:tc>
@@ -3070,7 +3328,283 @@
               <w:rPr>
                 <w:sz w:val="15"/>
               </w:rPr>
-              <w:t>Applicable month and year of manufacture, pre-packing or import.</w:t>
+              <w:t>Commodity-specific dimensional requirements must be verified where applicable.</w:t>
+            </w:r>
+          </w:p>
+        </w:tc>
+        <w:tc>
+          <w:tcPr>
+            <w:tcW w:type="dxa" w:w="2160"/>
+          </w:tcPr>
+          <w:p>
+            <w:r>
+              <w:rPr>
+                <w:b/>
+                <w:color w:val="64748B"/>
+                <w:sz w:val="15"/>
+              </w:rPr>
+              <w:t>— N/A</w:t>
+            </w:r>
+          </w:p>
+        </w:tc>
+        <w:tc>
+          <w:tcPr>
+            <w:tcW w:type="dxa" w:w="2160"/>
+          </w:tcPr>
+          <w:p>
+            <w:r>
+              <w:rPr>
+                <w:sz w:val="15"/>
+              </w:rPr>
+              <w:t>The rule does not apply to the detected package context.</w:t>
+            </w:r>
+          </w:p>
+        </w:tc>
+        <w:tc>
+          <w:tcPr>
+            <w:tcW w:type="dxa" w:w="2160"/>
+          </w:tcPr>
+          <w:p>
+            <w:r>
+              <w:rPr>
+                <w:sz w:val="15"/>
+              </w:rPr>
+            </w:r>
+          </w:p>
+        </w:tc>
+      </w:tr>
+      <w:tr>
+        <w:tc>
+          <w:tcPr>
+            <w:tcW w:type="dxa" w:w="2160"/>
+          </w:tcPr>
+          <w:p>
+            <w:r>
+              <w:rPr>
+                <w:b/>
+                <w:sz w:val="15"/>
+              </w:rPr>
+              <w:t>15</w:t>
+            </w:r>
+          </w:p>
+        </w:tc>
+        <w:tc>
+          <w:tcPr>
+            <w:tcW w:type="dxa" w:w="2160"/>
+          </w:tcPr>
+          <w:p>
+            <w:r>
+              <w:rPr>
+                <w:sz w:val="15"/>
+              </w:rPr>
+              <w:t>Where quantity/price depends on dimensions or weight, the applicable requirement must be verified.</w:t>
+            </w:r>
+          </w:p>
+        </w:tc>
+        <w:tc>
+          <w:tcPr>
+            <w:tcW w:type="dxa" w:w="2160"/>
+          </w:tcPr>
+          <w:p>
+            <w:r>
+              <w:rPr>
+                <w:b/>
+                <w:color w:val="64748B"/>
+                <w:sz w:val="15"/>
+              </w:rPr>
+              <w:t>— N/A</w:t>
+            </w:r>
+          </w:p>
+        </w:tc>
+        <w:tc>
+          <w:tcPr>
+            <w:tcW w:type="dxa" w:w="2160"/>
+          </w:tcPr>
+          <w:p>
+            <w:r>
+              <w:rPr>
+                <w:sz w:val="15"/>
+              </w:rPr>
+              <w:t>The rule does not apply to the detected package context.</w:t>
+            </w:r>
+          </w:p>
+        </w:tc>
+        <w:tc>
+          <w:tcPr>
+            <w:tcW w:type="dxa" w:w="2160"/>
+          </w:tcPr>
+          <w:p>
+            <w:r>
+              <w:rPr>
+                <w:sz w:val="15"/>
+              </w:rPr>
+            </w:r>
+          </w:p>
+        </w:tc>
+      </w:tr>
+      <w:tr>
+        <w:tc>
+          <w:tcPr>
+            <w:tcW w:type="dxa" w:w="2160"/>
+          </w:tcPr>
+          <w:p>
+            <w:r>
+              <w:rPr>
+                <w:b/>
+                <w:sz w:val="15"/>
+              </w:rPr>
+              <w:t>16</w:t>
+            </w:r>
+          </w:p>
+        </w:tc>
+        <w:tc>
+          <w:tcPr>
+            <w:tcW w:type="dxa" w:w="2160"/>
+          </w:tcPr>
+          <w:p>
+            <w:r>
+              <w:rPr>
+                <w:sz w:val="15"/>
+              </w:rPr>
+              <w:t>Sheet count and dimensions must be checked for applicable commodities.</w:t>
+            </w:r>
+          </w:p>
+        </w:tc>
+        <w:tc>
+          <w:tcPr>
+            <w:tcW w:type="dxa" w:w="2160"/>
+          </w:tcPr>
+          <w:p>
+            <w:r>
+              <w:rPr>
+                <w:b/>
+                <w:color w:val="64748B"/>
+                <w:sz w:val="15"/>
+              </w:rPr>
+              <w:t>— N/A</w:t>
+            </w:r>
+          </w:p>
+        </w:tc>
+        <w:tc>
+          <w:tcPr>
+            <w:tcW w:type="dxa" w:w="2160"/>
+          </w:tcPr>
+          <w:p>
+            <w:r>
+              <w:rPr>
+                <w:sz w:val="15"/>
+              </w:rPr>
+              <w:t>The rule does not apply to the detected package context.</w:t>
+            </w:r>
+          </w:p>
+        </w:tc>
+        <w:tc>
+          <w:tcPr>
+            <w:tcW w:type="dxa" w:w="2160"/>
+          </w:tcPr>
+          <w:p>
+            <w:r>
+              <w:rPr>
+                <w:sz w:val="15"/>
+              </w:rPr>
+            </w:r>
+          </w:p>
+        </w:tc>
+      </w:tr>
+      <w:tr>
+        <w:tc>
+          <w:tcPr>
+            <w:tcW w:type="dxa" w:w="2160"/>
+          </w:tcPr>
+          <w:p>
+            <w:r>
+              <w:rPr>
+                <w:b/>
+                <w:sz w:val="15"/>
+              </w:rPr>
+              <w:t>17</w:t>
+            </w:r>
+          </w:p>
+        </w:tc>
+        <w:tc>
+          <w:tcPr>
+            <w:tcW w:type="dxa" w:w="2160"/>
+          </w:tcPr>
+          <w:p>
+            <w:r>
+              <w:rPr>
+                <w:sz w:val="15"/>
+              </w:rPr>
+              <w:t>Container dimensions/requirements must be checked where applicable.</w:t>
+            </w:r>
+          </w:p>
+        </w:tc>
+        <w:tc>
+          <w:tcPr>
+            <w:tcW w:type="dxa" w:w="2160"/>
+          </w:tcPr>
+          <w:p>
+            <w:r>
+              <w:rPr>
+                <w:b/>
+                <w:color w:val="64748B"/>
+                <w:sz w:val="15"/>
+              </w:rPr>
+              <w:t>— N/A</w:t>
+            </w:r>
+          </w:p>
+        </w:tc>
+        <w:tc>
+          <w:tcPr>
+            <w:tcW w:type="dxa" w:w="2160"/>
+          </w:tcPr>
+          <w:p>
+            <w:r>
+              <w:rPr>
+                <w:sz w:val="15"/>
+              </w:rPr>
+              <w:t>The rule does not apply to the detected package context.</w:t>
+            </w:r>
+          </w:p>
+        </w:tc>
+        <w:tc>
+          <w:tcPr>
+            <w:tcW w:type="dxa" w:w="2160"/>
+          </w:tcPr>
+          <w:p>
+            <w:r>
+              <w:rPr>
+                <w:sz w:val="15"/>
+              </w:rPr>
+            </w:r>
+          </w:p>
+        </w:tc>
+      </w:tr>
+      <w:tr>
+        <w:tc>
+          <w:tcPr>
+            <w:tcW w:type="dxa" w:w="2160"/>
+          </w:tcPr>
+          <w:p>
+            <w:r>
+              <w:rPr>
+                <w:b/>
+                <w:sz w:val="15"/>
+              </w:rPr>
+              <w:t>18</w:t>
+            </w:r>
+          </w:p>
+        </w:tc>
+        <w:tc>
+          <w:tcPr>
+            <w:tcW w:type="dxa" w:w="2160"/>
+          </w:tcPr>
+          <w:p>
+            <w:r>
+              <w:rPr>
+                <w:sz w:val="15"/>
+              </w:rPr>
+              <w:t>Dealer-specific requirements and sale price conditions require transaction/business-context evidence.</w:t>
             </w:r>
           </w:p>
         </w:tc>
@@ -3098,7 +3632,7 @@
               <w:rPr>
                 <w:sz w:val="15"/>
               </w:rPr>
-              <w:t>A date was extracted but supporting OCR evidence could not be matched reliably.</w:t>
+              <w:t>The available image/OCR evidence is insufficient for a definitive automated determination.</w:t>
             </w:r>
           </w:p>
         </w:tc>
@@ -3111,7 +3645,7 @@
               <w:rPr>
                 <w:sz w:val="15"/>
               </w:rPr>
-              <w:t>Verify the date declaration visually.</w:t>
+              <w:t>Verify this requirement using the applicable package, commodity or transaction context.</w:t>
             </w:r>
           </w:p>
         </w:tc>
@@ -3127,7 +3661,7 @@
                 <w:b/>
                 <w:sz w:val="15"/>
               </w:rPr>
-              <w:t>6(1)(da)</w:t>
+              <w:t>19</w:t>
             </w:r>
           </w:p>
         </w:tc>
@@ -3140,7 +3674,283 @@
               <w:rPr>
                 <w:sz w:val="15"/>
               </w:rPr>
-              <w:t>Best before or use by date, month and year where applicable.</w:t>
+              <w:t>Inspection of quantity and error at manufacturer/packer premises under the Third Schedule.</w:t>
+            </w:r>
+          </w:p>
+        </w:tc>
+        <w:tc>
+          <w:tcPr>
+            <w:tcW w:type="dxa" w:w="2160"/>
+          </w:tcPr>
+          <w:p>
+            <w:r>
+              <w:rPr>
+                <w:b/>
+                <w:color w:val="64748B"/>
+                <w:sz w:val="15"/>
+              </w:rPr>
+              <w:t>— OUT OF SCOPE</w:t>
+            </w:r>
+          </w:p>
+        </w:tc>
+        <w:tc>
+          <w:tcPr>
+            <w:tcW w:type="dxa" w:w="2160"/>
+          </w:tcPr>
+          <w:p>
+            <w:r>
+              <w:rPr>
+                <w:sz w:val="15"/>
+              </w:rPr>
+              <w:t>Requires physical inspection, measurement, sampling or enforcement evidence that cannot be reliably established from a package image.</w:t>
+            </w:r>
+          </w:p>
+        </w:tc>
+        <w:tc>
+          <w:tcPr>
+            <w:tcW w:type="dxa" w:w="2160"/>
+          </w:tcPr>
+          <w:p>
+            <w:r>
+              <w:rPr>
+                <w:sz w:val="15"/>
+              </w:rPr>
+            </w:r>
+          </w:p>
+        </w:tc>
+      </w:tr>
+      <w:tr>
+        <w:tc>
+          <w:tcPr>
+            <w:tcW w:type="dxa" w:w="2160"/>
+          </w:tcPr>
+          <w:p>
+            <w:r>
+              <w:rPr>
+                <w:b/>
+                <w:sz w:val="15"/>
+              </w:rPr>
+              <w:t>20</w:t>
+            </w:r>
+          </w:p>
+        </w:tc>
+        <w:tc>
+          <w:tcPr>
+            <w:tcW w:type="dxa" w:w="2160"/>
+          </w:tcPr>
+          <w:p>
+            <w:r>
+              <w:rPr>
+                <w:sz w:val="15"/>
+              </w:rPr>
+              <w:t>Action on non-compliant lots at manufacturer premises.</w:t>
+            </w:r>
+          </w:p>
+        </w:tc>
+        <w:tc>
+          <w:tcPr>
+            <w:tcW w:type="dxa" w:w="2160"/>
+          </w:tcPr>
+          <w:p>
+            <w:r>
+              <w:rPr>
+                <w:b/>
+                <w:color w:val="64748B"/>
+                <w:sz w:val="15"/>
+              </w:rPr>
+              <w:t>— OUT OF SCOPE</w:t>
+            </w:r>
+          </w:p>
+        </w:tc>
+        <w:tc>
+          <w:tcPr>
+            <w:tcW w:type="dxa" w:w="2160"/>
+          </w:tcPr>
+          <w:p>
+            <w:r>
+              <w:rPr>
+                <w:sz w:val="15"/>
+              </w:rPr>
+              <w:t>Requires physical inspection, measurement, sampling or enforcement evidence that cannot be reliably established from a package image.</w:t>
+            </w:r>
+          </w:p>
+        </w:tc>
+        <w:tc>
+          <w:tcPr>
+            <w:tcW w:type="dxa" w:w="2160"/>
+          </w:tcPr>
+          <w:p>
+            <w:r>
+              <w:rPr>
+                <w:sz w:val="15"/>
+              </w:rPr>
+            </w:r>
+          </w:p>
+        </w:tc>
+      </w:tr>
+      <w:tr>
+        <w:tc>
+          <w:tcPr>
+            <w:tcW w:type="dxa" w:w="2160"/>
+          </w:tcPr>
+          <w:p>
+            <w:r>
+              <w:rPr>
+                <w:b/>
+                <w:sz w:val="15"/>
+              </w:rPr>
+              <w:t>21</w:t>
+            </w:r>
+          </w:p>
+        </w:tc>
+        <w:tc>
+          <w:tcPr>
+            <w:tcW w:type="dxa" w:w="2160"/>
+          </w:tcPr>
+          <w:p>
+            <w:r>
+              <w:rPr>
+                <w:sz w:val="15"/>
+              </w:rPr>
+              <w:t>Testing of net quantity at dealer premises.</w:t>
+            </w:r>
+          </w:p>
+        </w:tc>
+        <w:tc>
+          <w:tcPr>
+            <w:tcW w:type="dxa" w:w="2160"/>
+          </w:tcPr>
+          <w:p>
+            <w:r>
+              <w:rPr>
+                <w:b/>
+                <w:color w:val="64748B"/>
+                <w:sz w:val="15"/>
+              </w:rPr>
+              <w:t>— OUT OF SCOPE</w:t>
+            </w:r>
+          </w:p>
+        </w:tc>
+        <w:tc>
+          <w:tcPr>
+            <w:tcW w:type="dxa" w:w="2160"/>
+          </w:tcPr>
+          <w:p>
+            <w:r>
+              <w:rPr>
+                <w:sz w:val="15"/>
+              </w:rPr>
+              <w:t>Requires physical inspection, measurement, sampling or enforcement evidence that cannot be reliably established from a package image.</w:t>
+            </w:r>
+          </w:p>
+        </w:tc>
+        <w:tc>
+          <w:tcPr>
+            <w:tcW w:type="dxa" w:w="2160"/>
+          </w:tcPr>
+          <w:p>
+            <w:r>
+              <w:rPr>
+                <w:sz w:val="15"/>
+              </w:rPr>
+            </w:r>
+          </w:p>
+        </w:tc>
+      </w:tr>
+      <w:tr>
+        <w:tc>
+          <w:tcPr>
+            <w:tcW w:type="dxa" w:w="2160"/>
+          </w:tcPr>
+          <w:p>
+            <w:r>
+              <w:rPr>
+                <w:b/>
+                <w:sz w:val="15"/>
+              </w:rPr>
+              <w:t>22</w:t>
+            </w:r>
+          </w:p>
+        </w:tc>
+        <w:tc>
+          <w:tcPr>
+            <w:tcW w:type="dxa" w:w="2160"/>
+          </w:tcPr>
+          <w:p>
+            <w:r>
+              <w:rPr>
+                <w:sz w:val="15"/>
+              </w:rPr>
+              <w:t>Net quantity within Maximum Permissible Error prescribed under the First Schedule.</w:t>
+            </w:r>
+          </w:p>
+        </w:tc>
+        <w:tc>
+          <w:tcPr>
+            <w:tcW w:type="dxa" w:w="2160"/>
+          </w:tcPr>
+          <w:p>
+            <w:r>
+              <w:rPr>
+                <w:b/>
+                <w:color w:val="64748B"/>
+                <w:sz w:val="15"/>
+              </w:rPr>
+              <w:t>— OUT OF SCOPE</w:t>
+            </w:r>
+          </w:p>
+        </w:tc>
+        <w:tc>
+          <w:tcPr>
+            <w:tcW w:type="dxa" w:w="2160"/>
+          </w:tcPr>
+          <w:p>
+            <w:r>
+              <w:rPr>
+                <w:sz w:val="15"/>
+              </w:rPr>
+              <w:t>Requires physical inspection, measurement, sampling or enforcement evidence that cannot be reliably established from a package image.</w:t>
+            </w:r>
+          </w:p>
+        </w:tc>
+        <w:tc>
+          <w:tcPr>
+            <w:tcW w:type="dxa" w:w="2160"/>
+          </w:tcPr>
+          <w:p>
+            <w:r>
+              <w:rPr>
+                <w:sz w:val="15"/>
+              </w:rPr>
+            </w:r>
+          </w:p>
+        </w:tc>
+      </w:tr>
+      <w:tr>
+        <w:tc>
+          <w:tcPr>
+            <w:tcW w:type="dxa" w:w="2160"/>
+          </w:tcPr>
+          <w:p>
+            <w:r>
+              <w:rPr>
+                <w:b/>
+                <w:sz w:val="15"/>
+              </w:rPr>
+              <w:t>23</w:t>
+            </w:r>
+          </w:p>
+        </w:tc>
+        <w:tc>
+          <w:tcPr>
+            <w:tcW w:type="dxa" w:w="2160"/>
+          </w:tcPr>
+          <w:p>
+            <w:r>
+              <w:rPr>
+                <w:sz w:val="15"/>
+              </w:rPr>
+              <w:t>Package size/appearance must not be deceptive in relation to quantity.</w:t>
             </w:r>
           </w:p>
         </w:tc>
@@ -3168,7 +3978,7 @@
               <w:rPr>
                 <w:sz w:val="15"/>
               </w:rPr>
-              <w:t>A date was extracted but supporting OCR evidence could not be matched reliably.</w:t>
+              <w:t>The available image/OCR evidence is insufficient for a definitive automated determination.</w:t>
             </w:r>
           </w:p>
         </w:tc>
@@ -3181,7 +3991,7 @@
               <w:rPr>
                 <w:sz w:val="15"/>
               </w:rPr>
-              <w:t>Verify the date declaration visually.</w:t>
+              <w:t>Verify this requirement using the applicable package, commodity or transaction context.</w:t>
             </w:r>
           </w:p>
         </w:tc>
@@ -3197,7 +4007,7 @@
                 <w:b/>
                 <w:sz w:val="15"/>
               </w:rPr>
-              <w:t>6(1)(e)</w:t>
+              <w:t>24</w:t>
             </w:r>
           </w:p>
         </w:tc>
@@ -3210,7 +4020,7 @@
               <w:rPr>
                 <w:sz w:val="15"/>
               </w:rPr>
-              <w:t>Maximum Retail Price in Indian currency, inclusive of all taxes, where applicable.</w:t>
+              <w:t>Wholesale-package declarations must be checked where the package qualifies as a wholesale package.</w:t>
             </w:r>
           </w:p>
         </w:tc>
@@ -3222,10 +4032,10 @@
             <w:r>
               <w:rPr>
                 <w:b/>
-                <w:color w:val="059669"/>
-                <w:sz w:val="15"/>
-              </w:rPr>
-              <w:t>✓ PASS</w:t>
+                <w:color w:val="64748B"/>
+                <w:sz w:val="15"/>
+              </w:rPr>
+              <w:t>— N/A</w:t>
             </w:r>
           </w:p>
         </w:tc>
@@ -3238,7 +4048,7 @@
               <w:rPr>
                 <w:sz w:val="15"/>
               </w:rPr>
-              <w:t>An explicitly labelled MRP declaration was detected.</w:t>
+              <w:t>The rule does not apply to the detected package context.</w:t>
             </w:r>
           </w:p>
         </w:tc>
@@ -3266,7 +4076,7 @@
                 <w:b/>
                 <w:sz w:val="15"/>
               </w:rPr>
-              <w:t>6(1)(f)</w:t>
+              <w:t>25</w:t>
             </w:r>
           </w:p>
         </w:tc>
@@ -3279,7 +4089,76 @@
               <w:rPr>
                 <w:sz w:val="15"/>
               </w:rPr>
-              <w:t>Dimensions of the commodity where relevant.</w:t>
+              <w:t>Export-package conditions require package destination and sale context.</w:t>
+            </w:r>
+          </w:p>
+        </w:tc>
+        <w:tc>
+          <w:tcPr>
+            <w:tcW w:type="dxa" w:w="2160"/>
+          </w:tcPr>
+          <w:p>
+            <w:r>
+              <w:rPr>
+                <w:b/>
+                <w:color w:val="64748B"/>
+                <w:sz w:val="15"/>
+              </w:rPr>
+              <w:t>— N/A</w:t>
+            </w:r>
+          </w:p>
+        </w:tc>
+        <w:tc>
+          <w:tcPr>
+            <w:tcW w:type="dxa" w:w="2160"/>
+          </w:tcPr>
+          <w:p>
+            <w:r>
+              <w:rPr>
+                <w:sz w:val="15"/>
+              </w:rPr>
+              <w:t>The rule does not apply to the detected package context.</w:t>
+            </w:r>
+          </w:p>
+        </w:tc>
+        <w:tc>
+          <w:tcPr>
+            <w:tcW w:type="dxa" w:w="2160"/>
+          </w:tcPr>
+          <w:p>
+            <w:r>
+              <w:rPr>
+                <w:sz w:val="15"/>
+              </w:rPr>
+            </w:r>
+          </w:p>
+        </w:tc>
+      </w:tr>
+      <w:tr>
+        <w:tc>
+          <w:tcPr>
+            <w:tcW w:type="dxa" w:w="2160"/>
+          </w:tcPr>
+          <w:p>
+            <w:r>
+              <w:rPr>
+                <w:b/>
+                <w:sz w:val="15"/>
+              </w:rPr>
+              <w:t>26</w:t>
+            </w:r>
+          </w:p>
+        </w:tc>
+        <w:tc>
+          <w:tcPr>
+            <w:tcW w:type="dxa" w:w="2160"/>
+          </w:tcPr>
+          <w:p>
+            <w:r>
+              <w:rPr>
+                <w:sz w:val="15"/>
+              </w:rPr>
+              <w:t>Any applicable exemption must be determined from package type and legal conditions.</w:t>
             </w:r>
           </w:p>
         </w:tc>
@@ -3307,7 +4186,7 @@
               <w:rPr>
                 <w:sz w:val="15"/>
               </w:rPr>
-              <w:t>The system could not determine from the available evidence whether dimensions are relevant.</w:t>
+              <w:t>The available image/OCR evidence is insufficient for a definitive automated determination.</w:t>
             </w:r>
           </w:p>
         </w:tc>
@@ -3320,7 +4199,7 @@
               <w:rPr>
                 <w:sz w:val="15"/>
               </w:rPr>
-              <w:t>Verify commodity-specific dimensional applicability.</w:t>
+              <w:t>Verify this requirement using the applicable package, commodity or transaction context.</w:t>
             </w:r>
           </w:p>
         </w:tc>
@@ -3336,7 +4215,7 @@
                 <w:b/>
                 <w:sz w:val="15"/>
               </w:rPr>
-              <w:t>6(2)</w:t>
+              <w:t>27</w:t>
             </w:r>
           </w:p>
         </w:tc>
@@ -3349,7 +4228,76 @@
               <w:rPr>
                 <w:sz w:val="15"/>
               </w:rPr>
-              <w:t>Name, address, telephone number and/or email/contact details of the person or office for consumer complaints, as applicable.</w:t>
+              <w:t>Registration with the Director or Controller.</w:t>
+            </w:r>
+          </w:p>
+        </w:tc>
+        <w:tc>
+          <w:tcPr>
+            <w:tcW w:type="dxa" w:w="2160"/>
+          </w:tcPr>
+          <w:p>
+            <w:r>
+              <w:rPr>
+                <w:b/>
+                <w:color w:val="64748B"/>
+                <w:sz w:val="15"/>
+              </w:rPr>
+              <w:t>— OUT OF SCOPE</w:t>
+            </w:r>
+          </w:p>
+        </w:tc>
+        <w:tc>
+          <w:tcPr>
+            <w:tcW w:type="dxa" w:w="2160"/>
+          </w:tcPr>
+          <w:p>
+            <w:r>
+              <w:rPr>
+                <w:sz w:val="15"/>
+              </w:rPr>
+              <w:t>Registration is an administrative requirement and cannot be established from a package image alone.</w:t>
+            </w:r>
+          </w:p>
+        </w:tc>
+        <w:tc>
+          <w:tcPr>
+            <w:tcW w:type="dxa" w:w="2160"/>
+          </w:tcPr>
+          <w:p>
+            <w:r>
+              <w:rPr>
+                <w:sz w:val="15"/>
+              </w:rPr>
+            </w:r>
+          </w:p>
+        </w:tc>
+      </w:tr>
+      <w:tr>
+        <w:tc>
+          <w:tcPr>
+            <w:tcW w:type="dxa" w:w="2160"/>
+          </w:tcPr>
+          <w:p>
+            <w:r>
+              <w:rPr>
+                <w:b/>
+                <w:sz w:val="15"/>
+              </w:rPr>
+              <w:t>28</w:t>
+            </w:r>
+          </w:p>
+        </w:tc>
+        <w:tc>
+          <w:tcPr>
+            <w:tcW w:type="dxa" w:w="2160"/>
+          </w:tcPr>
+          <w:p>
+            <w:r>
+              <w:rPr>
+                <w:sz w:val="15"/>
+              </w:rPr>
+              <w:t>Shorter address registered with the Controller/Director where applicable.</w:t>
             </w:r>
           </w:p>
         </w:tc>
@@ -3377,7 +4325,7 @@
               <w:rPr>
                 <w:sz w:val="15"/>
               </w:rPr>
-              <w:t>The value was extracted, but its required declaration label/association could not be confirmed.</w:t>
+              <w:t>Shorter registered address requires registration records.</w:t>
             </w:r>
           </w:p>
         </w:tc>
@@ -3390,7 +4338,7 @@
               <w:rPr>
                 <w:sz w:val="15"/>
               </w:rPr>
-              <w:t>Verify the field label and associated value on the package.</w:t>
+              <w:t>Verify whether the manufacturer has registered a shorter address under Rule 28.</w:t>
             </w:r>
           </w:p>
         </w:tc>
@@ -3406,7 +4354,7 @@
                 <w:b/>
                 <w:sz w:val="15"/>
               </w:rPr>
-              <w:t>6(11)</w:t>
+              <w:t>29</w:t>
             </w:r>
           </w:p>
         </w:tc>
@@ -3419,565 +4367,7 @@
               <w:rPr>
                 <w:sz w:val="15"/>
               </w:rPr>
-              <w:t>Unit sale price should be declared in the prescribed form. Expected approximately Rs. 199.00 per kg from the detected quantity/MRP.</w:t>
-            </w:r>
-          </w:p>
-        </w:tc>
-        <w:tc>
-          <w:tcPr>
-            <w:tcW w:type="dxa" w:w="2160"/>
-          </w:tcPr>
-          <w:p>
-            <w:r>
-              <w:rPr>
-                <w:b/>
-                <w:color w:val="D97706"/>
-                <w:sz w:val="15"/>
-              </w:rPr>
-              <w:t>! REVIEW</w:t>
-            </w:r>
-          </w:p>
-        </w:tc>
-        <w:tc>
-          <w:tcPr>
-            <w:tcW w:type="dxa" w:w="2160"/>
-          </w:tcPr>
-          <w:p>
-            <w:r>
-              <w:rPr>
-                <w:sz w:val="15"/>
-              </w:rPr>
-              <w:t>A separate unit sale price declaration was not confidently detected.</w:t>
-            </w:r>
-          </w:p>
-        </w:tc>
-        <w:tc>
-          <w:tcPr>
-            <w:tcW w:type="dxa" w:w="2160"/>
-          </w:tcPr>
-          <w:p>
-            <w:r>
-              <w:rPr>
-                <w:sz w:val="15"/>
-              </w:rPr>
-              <w:t>Verify whether the package carries the applicable unit sale price declaration.</w:t>
-            </w:r>
-          </w:p>
-        </w:tc>
-      </w:tr>
-      <w:tr>
-        <w:tc>
-          <w:tcPr>
-            <w:tcW w:type="dxa" w:w="2160"/>
-          </w:tcPr>
-          <w:p>
-            <w:r>
-              <w:rPr>
-                <w:b/>
-                <w:sz w:val="15"/>
-              </w:rPr>
-              <w:t>7</w:t>
-            </w:r>
-          </w:p>
-        </w:tc>
-        <w:tc>
-          <w:tcPr>
-            <w:tcW w:type="dxa" w:w="2160"/>
-          </w:tcPr>
-          <w:p>
-            <w:r>
-              <w:rPr>
-                <w:sz w:val="15"/>
-              </w:rPr>
-              <w:t>Principal display panel and prescribed letter/numeral dimensions must satisfy the Rule.</w:t>
-            </w:r>
-          </w:p>
-        </w:tc>
-        <w:tc>
-          <w:tcPr>
-            <w:tcW w:type="dxa" w:w="2160"/>
-          </w:tcPr>
-          <w:p>
-            <w:r>
-              <w:rPr>
-                <w:b/>
-                <w:color w:val="D97706"/>
-                <w:sz w:val="15"/>
-              </w:rPr>
-              <w:t>! REVIEW</w:t>
-            </w:r>
-          </w:p>
-        </w:tc>
-        <w:tc>
-          <w:tcPr>
-            <w:tcW w:type="dxa" w:w="2160"/>
-          </w:tcPr>
-          <w:p>
-            <w:r>
-              <w:rPr>
-                <w:sz w:val="15"/>
-              </w:rPr>
-              <w:t>OCR bounding boxes provide measurable relative text-size evidence, but physical letter/numeral height cannot be proven from pixels alone.</w:t>
-            </w:r>
-          </w:p>
-        </w:tc>
-        <w:tc>
-          <w:tcPr>
-            <w:tcW w:type="dxa" w:w="2160"/>
-          </w:tcPr>
-          <w:p>
-            <w:r>
-              <w:rPr>
-                <w:sz w:val="15"/>
-              </w:rPr>
-              <w:t>Use a calibrated image or physical reference to verify the principal-display-panel area and prescribed letter/numeral height.</w:t>
-            </w:r>
-          </w:p>
-        </w:tc>
-      </w:tr>
-      <w:tr>
-        <w:tc>
-          <w:tcPr>
-            <w:tcW w:type="dxa" w:w="2160"/>
-          </w:tcPr>
-          <w:p>
-            <w:r>
-              <w:rPr>
-                <w:b/>
-                <w:sz w:val="15"/>
-              </w:rPr>
-              <w:t>8</w:t>
-            </w:r>
-          </w:p>
-        </w:tc>
-        <w:tc>
-          <w:tcPr>
-            <w:tcW w:type="dxa" w:w="2160"/>
-          </w:tcPr>
-          <w:p>
-            <w:r>
-              <w:rPr>
-                <w:sz w:val="15"/>
-              </w:rPr>
-              <w:t>Required declarations should appear in the prescribed location and principal display panel where applicable.</w:t>
-            </w:r>
-          </w:p>
-        </w:tc>
-        <w:tc>
-          <w:tcPr>
-            <w:tcW w:type="dxa" w:w="2160"/>
-          </w:tcPr>
-          <w:p>
-            <w:r>
-              <w:rPr>
-                <w:b/>
-                <w:color w:val="D97706"/>
-                <w:sz w:val="15"/>
-              </w:rPr>
-              <w:t>! REVIEW</w:t>
-            </w:r>
-          </w:p>
-        </w:tc>
-        <w:tc>
-          <w:tcPr>
-            <w:tcW w:type="dxa" w:w="2160"/>
-          </w:tcPr>
-          <w:p>
-            <w:r>
-              <w:rPr>
-                <w:sz w:val="15"/>
-              </w:rPr>
-              <w:t>OCR geometry now provides relative declaration-position evidence, but the Principal Display Panel and complete legal placement requirements require package-layout interpretation.</w:t>
-            </w:r>
-          </w:p>
-        </w:tc>
-        <w:tc>
-          <w:tcPr>
-            <w:tcW w:type="dxa" w:w="2160"/>
-          </w:tcPr>
-          <w:p>
-            <w:r>
-              <w:rPr>
-                <w:sz w:val="15"/>
-              </w:rPr>
-              <w:t>Verify applicable declarations against the prescribed location and Principal Display Panel requirements.</w:t>
-            </w:r>
-          </w:p>
-        </w:tc>
-      </w:tr>
-      <w:tr>
-        <w:tc>
-          <w:tcPr>
-            <w:tcW w:type="dxa" w:w="2160"/>
-          </w:tcPr>
-          <w:p>
-            <w:r>
-              <w:rPr>
-                <w:b/>
-                <w:sz w:val="15"/>
-              </w:rPr>
-              <w:t>9</w:t>
-            </w:r>
-          </w:p>
-        </w:tc>
-        <w:tc>
-          <w:tcPr>
-            <w:tcW w:type="dxa" w:w="2160"/>
-          </w:tcPr>
-          <w:p>
-            <w:r>
-              <w:rPr>
-                <w:sz w:val="15"/>
-              </w:rPr>
-              <w:t>Declarations should be legible, prominent and presented in the prescribed manner.</w:t>
-            </w:r>
-          </w:p>
-        </w:tc>
-        <w:tc>
-          <w:tcPr>
-            <w:tcW w:type="dxa" w:w="2160"/>
-          </w:tcPr>
-          <w:p>
-            <w:r>
-              <w:rPr>
-                <w:b/>
-                <w:color w:val="D97706"/>
-                <w:sz w:val="15"/>
-              </w:rPr>
-              <w:t>! REVIEW</w:t>
-            </w:r>
-          </w:p>
-        </w:tc>
-        <w:tc>
-          <w:tcPr>
-            <w:tcW w:type="dxa" w:w="2160"/>
-          </w:tcPr>
-          <w:p>
-            <w:r>
-              <w:rPr>
-                <w:sz w:val="15"/>
-              </w:rPr>
-              <w:t>OCR confidence provides supporting visibility evidence, but image-only analysis cannot conclusively establish every legibility, prominence and prescribed-manner requirement.</w:t>
-            </w:r>
-          </w:p>
-        </w:tc>
-        <w:tc>
-          <w:tcPr>
-            <w:tcW w:type="dxa" w:w="2160"/>
-          </w:tcPr>
-          <w:p>
-            <w:r>
-              <w:rPr>
-                <w:sz w:val="15"/>
-              </w:rPr>
-              <w:t>Verify legibility, prominence, contrast and prescribed language/display requirements.</w:t>
-            </w:r>
-          </w:p>
-        </w:tc>
-      </w:tr>
-      <w:tr>
-        <w:tc>
-          <w:tcPr>
-            <w:tcW w:type="dxa" w:w="2160"/>
-          </w:tcPr>
-          <w:p>
-            <w:r>
-              <w:rPr>
-                <w:b/>
-                <w:sz w:val="15"/>
-              </w:rPr>
-              <w:t>10</w:t>
-            </w:r>
-          </w:p>
-        </w:tc>
-        <w:tc>
-          <w:tcPr>
-            <w:tcW w:type="dxa" w:w="2160"/>
-          </w:tcPr>
-          <w:p>
-            <w:r>
-              <w:rPr>
-                <w:sz w:val="15"/>
-              </w:rPr>
-              <w:t>Manufacturer / packer / importer name and applicable address.</w:t>
-            </w:r>
-          </w:p>
-        </w:tc>
-        <w:tc>
-          <w:tcPr>
-            <w:tcW w:type="dxa" w:w="2160"/>
-          </w:tcPr>
-          <w:p>
-            <w:r>
-              <w:rPr>
-                <w:b/>
-                <w:color w:val="D97706"/>
-                <w:sz w:val="15"/>
-              </w:rPr>
-              <w:t>! REVIEW</w:t>
-            </w:r>
-          </w:p>
-        </w:tc>
-        <w:tc>
-          <w:tcPr>
-            <w:tcW w:type="dxa" w:w="2160"/>
-          </w:tcPr>
-          <w:p>
-            <w:r>
-              <w:rPr>
-                <w:sz w:val="15"/>
-              </w:rPr>
-              <w:t>The identity and address were extracted, but supporting OCR evidence could not be matched reliably.</w:t>
-            </w:r>
-          </w:p>
-        </w:tc>
-        <w:tc>
-          <w:tcPr>
-            <w:tcW w:type="dxa" w:w="2160"/>
-          </w:tcPr>
-          <w:p>
-            <w:r>
-              <w:rPr>
-                <w:sz w:val="15"/>
-              </w:rPr>
-              <w:t>Verify the responsible-party declaration visually.</w:t>
-            </w:r>
-          </w:p>
-        </w:tc>
-      </w:tr>
-      <w:tr>
-        <w:tc>
-          <w:tcPr>
-            <w:tcW w:type="dxa" w:w="2160"/>
-          </w:tcPr>
-          <w:p>
-            <w:r>
-              <w:rPr>
-                <w:b/>
-                <w:sz w:val="15"/>
-              </w:rPr>
-              <w:t>11</w:t>
-            </w:r>
-          </w:p>
-        </w:tc>
-        <w:tc>
-          <w:tcPr>
-            <w:tcW w:type="dxa" w:w="2160"/>
-          </w:tcPr>
-          <w:p>
-            <w:r>
-              <w:rPr>
-                <w:sz w:val="15"/>
-              </w:rPr>
-              <w:t>Net quantity must be accurately declared; image analysis alone cannot verify the actual physical quantity.</w:t>
-            </w:r>
-          </w:p>
-        </w:tc>
-        <w:tc>
-          <w:tcPr>
-            <w:tcW w:type="dxa" w:w="2160"/>
-          </w:tcPr>
-          <w:p>
-            <w:r>
-              <w:rPr>
-                <w:b/>
-                <w:color w:val="D97706"/>
-                <w:sz w:val="15"/>
-              </w:rPr>
-              <w:t>! REVIEW</w:t>
-            </w:r>
-          </w:p>
-        </w:tc>
-        <w:tc>
-          <w:tcPr>
-            <w:tcW w:type="dxa" w:w="2160"/>
-          </w:tcPr>
-          <w:p>
-            <w:r>
-              <w:rPr>
-                <w:sz w:val="15"/>
-              </w:rPr>
-              <w:t>The declared quantity is visible, but actual quantity accuracy cannot be established from a label image alone.</w:t>
-            </w:r>
-          </w:p>
-        </w:tc>
-        <w:tc>
-          <w:tcPr>
-            <w:tcW w:type="dxa" w:w="2160"/>
-          </w:tcPr>
-          <w:p>
-            <w:r>
-              <w:rPr>
-                <w:sz w:val="15"/>
-              </w:rPr>
-              <w:t>Verify the physical quantity using an appropriate verified weighing/measuring method.</w:t>
-            </w:r>
-          </w:p>
-        </w:tc>
-      </w:tr>
-      <w:tr>
-        <w:tc>
-          <w:tcPr>
-            <w:tcW w:type="dxa" w:w="2160"/>
-          </w:tcPr>
-          <w:p>
-            <w:r>
-              <w:rPr>
-                <w:b/>
-                <w:sz w:val="15"/>
-              </w:rPr>
-              <w:t>12</w:t>
-            </w:r>
-          </w:p>
-        </w:tc>
-        <w:tc>
-          <w:tcPr>
-            <w:tcW w:type="dxa" w:w="2160"/>
-          </w:tcPr>
-          <w:p>
-            <w:r>
-              <w:rPr>
-                <w:sz w:val="15"/>
-              </w:rPr>
-              <w:t>Quantity declaration in the appropriate mass, volume, length, area or number form.</w:t>
-            </w:r>
-          </w:p>
-        </w:tc>
-        <w:tc>
-          <w:tcPr>
-            <w:tcW w:type="dxa" w:w="2160"/>
-          </w:tcPr>
-          <w:p>
-            <w:r>
-              <w:rPr>
-                <w:b/>
-                <w:color w:val="059669"/>
-                <w:sz w:val="15"/>
-              </w:rPr>
-              <w:t>✓ PASS</w:t>
-            </w:r>
-          </w:p>
-        </w:tc>
-        <w:tc>
-          <w:tcPr>
-            <w:tcW w:type="dxa" w:w="2160"/>
-          </w:tcPr>
-          <w:p>
-            <w:r>
-              <w:rPr>
-                <w:sz w:val="15"/>
-              </w:rPr>
-              <w:t>The detected solid/semi-solid commodity uses a mass declaration.</w:t>
-            </w:r>
-          </w:p>
-        </w:tc>
-        <w:tc>
-          <w:tcPr>
-            <w:tcW w:type="dxa" w:w="2160"/>
-          </w:tcPr>
-          <w:p>
-            <w:r>
-              <w:rPr>
-                <w:sz w:val="15"/>
-              </w:rPr>
-            </w:r>
-          </w:p>
-        </w:tc>
-      </w:tr>
-      <w:tr>
-        <w:tc>
-          <w:tcPr>
-            <w:tcW w:type="dxa" w:w="2160"/>
-          </w:tcPr>
-          <w:p>
-            <w:r>
-              <w:rPr>
-                <w:b/>
-                <w:sz w:val="15"/>
-              </w:rPr>
-              <w:t>13</w:t>
-            </w:r>
-          </w:p>
-        </w:tc>
-        <w:tc>
-          <w:tcPr>
-            <w:tcW w:type="dxa" w:w="2160"/>
-          </w:tcPr>
-          <w:p>
-            <w:r>
-              <w:rPr>
-                <w:sz w:val="15"/>
-              </w:rPr>
-              <w:t>Applicable prescribed unit of weight, measure or number.</w:t>
-            </w:r>
-          </w:p>
-        </w:tc>
-        <w:tc>
-          <w:tcPr>
-            <w:tcW w:type="dxa" w:w="2160"/>
-          </w:tcPr>
-          <w:p>
-            <w:r>
-              <w:rPr>
-                <w:b/>
-                <w:color w:val="059669"/>
-                <w:sz w:val="15"/>
-              </w:rPr>
-              <w:t>✓ PASS</w:t>
-            </w:r>
-          </w:p>
-        </w:tc>
-        <w:tc>
-          <w:tcPr>
-            <w:tcW w:type="dxa" w:w="2160"/>
-          </w:tcPr>
-          <w:p>
-            <w:r>
-              <w:rPr>
-                <w:sz w:val="15"/>
-              </w:rPr>
-              <w:t>The quantity uses a recognized prescribed/SI-compatible unit or number/unit form.</w:t>
-            </w:r>
-          </w:p>
-        </w:tc>
-        <w:tc>
-          <w:tcPr>
-            <w:tcW w:type="dxa" w:w="2160"/>
-          </w:tcPr>
-          <w:p>
-            <w:r>
-              <w:rPr>
-                <w:sz w:val="15"/>
-              </w:rPr>
-            </w:r>
-          </w:p>
-        </w:tc>
-      </w:tr>
-      <w:tr>
-        <w:tc>
-          <w:tcPr>
-            <w:tcW w:type="dxa" w:w="2160"/>
-          </w:tcPr>
-          <w:p>
-            <w:r>
-              <w:rPr>
-                <w:b/>
-                <w:sz w:val="15"/>
-              </w:rPr>
-              <w:t>14</w:t>
-            </w:r>
-          </w:p>
-        </w:tc>
-        <w:tc>
-          <w:tcPr>
-            <w:tcW w:type="dxa" w:w="2160"/>
-          </w:tcPr>
-          <w:p>
-            <w:r>
-              <w:rPr>
-                <w:sz w:val="15"/>
-              </w:rPr>
-              <w:t>Commodity-specific dimensional requirements must be verified where applicable.</w:t>
+              <w:t>Maintenance of registration records by the Controller or Director.</w:t>
             </w:r>
           </w:p>
         </w:tc>
@@ -3992,7 +4382,7 @@
                 <w:color w:val="64748B"/>
                 <w:sz w:val="15"/>
               </w:rPr>
-              <w:t>— N/A</w:t>
+              <w:t>— OUT OF SCOPE</w:t>
             </w:r>
           </w:p>
         </w:tc>
@@ -4005,423 +4395,7 @@
               <w:rPr>
                 <w:sz w:val="15"/>
               </w:rPr>
-              <w:t>The rule does not apply to the detected package context.</w:t>
-            </w:r>
-          </w:p>
-        </w:tc>
-        <w:tc>
-          <w:tcPr>
-            <w:tcW w:type="dxa" w:w="2160"/>
-          </w:tcPr>
-          <w:p>
-            <w:r>
-              <w:rPr>
-                <w:sz w:val="15"/>
-              </w:rPr>
-            </w:r>
-          </w:p>
-        </w:tc>
-      </w:tr>
-      <w:tr>
-        <w:tc>
-          <w:tcPr>
-            <w:tcW w:type="dxa" w:w="2160"/>
-          </w:tcPr>
-          <w:p>
-            <w:r>
-              <w:rPr>
-                <w:b/>
-                <w:sz w:val="15"/>
-              </w:rPr>
-              <w:t>15</w:t>
-            </w:r>
-          </w:p>
-        </w:tc>
-        <w:tc>
-          <w:tcPr>
-            <w:tcW w:type="dxa" w:w="2160"/>
-          </w:tcPr>
-          <w:p>
-            <w:r>
-              <w:rPr>
-                <w:sz w:val="15"/>
-              </w:rPr>
-              <w:t>Where quantity/price depends on dimensions or weight, the applicable requirement must be verified.</w:t>
-            </w:r>
-          </w:p>
-        </w:tc>
-        <w:tc>
-          <w:tcPr>
-            <w:tcW w:type="dxa" w:w="2160"/>
-          </w:tcPr>
-          <w:p>
-            <w:r>
-              <w:rPr>
-                <w:b/>
-                <w:color w:val="64748B"/>
-                <w:sz w:val="15"/>
-              </w:rPr>
-              <w:t>— N/A</w:t>
-            </w:r>
-          </w:p>
-        </w:tc>
-        <w:tc>
-          <w:tcPr>
-            <w:tcW w:type="dxa" w:w="2160"/>
-          </w:tcPr>
-          <w:p>
-            <w:r>
-              <w:rPr>
-                <w:sz w:val="15"/>
-              </w:rPr>
-              <w:t>The rule does not apply to the detected package context.</w:t>
-            </w:r>
-          </w:p>
-        </w:tc>
-        <w:tc>
-          <w:tcPr>
-            <w:tcW w:type="dxa" w:w="2160"/>
-          </w:tcPr>
-          <w:p>
-            <w:r>
-              <w:rPr>
-                <w:sz w:val="15"/>
-              </w:rPr>
-            </w:r>
-          </w:p>
-        </w:tc>
-      </w:tr>
-      <w:tr>
-        <w:tc>
-          <w:tcPr>
-            <w:tcW w:type="dxa" w:w="2160"/>
-          </w:tcPr>
-          <w:p>
-            <w:r>
-              <w:rPr>
-                <w:b/>
-                <w:sz w:val="15"/>
-              </w:rPr>
-              <w:t>16</w:t>
-            </w:r>
-          </w:p>
-        </w:tc>
-        <w:tc>
-          <w:tcPr>
-            <w:tcW w:type="dxa" w:w="2160"/>
-          </w:tcPr>
-          <w:p>
-            <w:r>
-              <w:rPr>
-                <w:sz w:val="15"/>
-              </w:rPr>
-              <w:t>Sheet count and dimensions must be checked for applicable commodities.</w:t>
-            </w:r>
-          </w:p>
-        </w:tc>
-        <w:tc>
-          <w:tcPr>
-            <w:tcW w:type="dxa" w:w="2160"/>
-          </w:tcPr>
-          <w:p>
-            <w:r>
-              <w:rPr>
-                <w:b/>
-                <w:color w:val="64748B"/>
-                <w:sz w:val="15"/>
-              </w:rPr>
-              <w:t>— N/A</w:t>
-            </w:r>
-          </w:p>
-        </w:tc>
-        <w:tc>
-          <w:tcPr>
-            <w:tcW w:type="dxa" w:w="2160"/>
-          </w:tcPr>
-          <w:p>
-            <w:r>
-              <w:rPr>
-                <w:sz w:val="15"/>
-              </w:rPr>
-              <w:t>The rule does not apply to the detected package context.</w:t>
-            </w:r>
-          </w:p>
-        </w:tc>
-        <w:tc>
-          <w:tcPr>
-            <w:tcW w:type="dxa" w:w="2160"/>
-          </w:tcPr>
-          <w:p>
-            <w:r>
-              <w:rPr>
-                <w:sz w:val="15"/>
-              </w:rPr>
-            </w:r>
-          </w:p>
-        </w:tc>
-      </w:tr>
-      <w:tr>
-        <w:tc>
-          <w:tcPr>
-            <w:tcW w:type="dxa" w:w="2160"/>
-          </w:tcPr>
-          <w:p>
-            <w:r>
-              <w:rPr>
-                <w:b/>
-                <w:sz w:val="15"/>
-              </w:rPr>
-              <w:t>17</w:t>
-            </w:r>
-          </w:p>
-        </w:tc>
-        <w:tc>
-          <w:tcPr>
-            <w:tcW w:type="dxa" w:w="2160"/>
-          </w:tcPr>
-          <w:p>
-            <w:r>
-              <w:rPr>
-                <w:sz w:val="15"/>
-              </w:rPr>
-              <w:t>Container dimensions/requirements must be checked where applicable.</w:t>
-            </w:r>
-          </w:p>
-        </w:tc>
-        <w:tc>
-          <w:tcPr>
-            <w:tcW w:type="dxa" w:w="2160"/>
-          </w:tcPr>
-          <w:p>
-            <w:r>
-              <w:rPr>
-                <w:b/>
-                <w:color w:val="64748B"/>
-                <w:sz w:val="15"/>
-              </w:rPr>
-              <w:t>— N/A</w:t>
-            </w:r>
-          </w:p>
-        </w:tc>
-        <w:tc>
-          <w:tcPr>
-            <w:tcW w:type="dxa" w:w="2160"/>
-          </w:tcPr>
-          <w:p>
-            <w:r>
-              <w:rPr>
-                <w:sz w:val="15"/>
-              </w:rPr>
-              <w:t>The rule does not apply to the detected package context.</w:t>
-            </w:r>
-          </w:p>
-        </w:tc>
-        <w:tc>
-          <w:tcPr>
-            <w:tcW w:type="dxa" w:w="2160"/>
-          </w:tcPr>
-          <w:p>
-            <w:r>
-              <w:rPr>
-                <w:sz w:val="15"/>
-              </w:rPr>
-            </w:r>
-          </w:p>
-        </w:tc>
-      </w:tr>
-      <w:tr>
-        <w:tc>
-          <w:tcPr>
-            <w:tcW w:type="dxa" w:w="2160"/>
-          </w:tcPr>
-          <w:p>
-            <w:r>
-              <w:rPr>
-                <w:b/>
-                <w:sz w:val="15"/>
-              </w:rPr>
-              <w:t>18</w:t>
-            </w:r>
-          </w:p>
-        </w:tc>
-        <w:tc>
-          <w:tcPr>
-            <w:tcW w:type="dxa" w:w="2160"/>
-          </w:tcPr>
-          <w:p>
-            <w:r>
-              <w:rPr>
-                <w:sz w:val="15"/>
-              </w:rPr>
-              <w:t>Dealer-specific requirements and sale price conditions require transaction/business-context evidence.</w:t>
-            </w:r>
-          </w:p>
-        </w:tc>
-        <w:tc>
-          <w:tcPr>
-            <w:tcW w:type="dxa" w:w="2160"/>
-          </w:tcPr>
-          <w:p>
-            <w:r>
-              <w:rPr>
-                <w:b/>
-                <w:color w:val="D97706"/>
-                <w:sz w:val="15"/>
-              </w:rPr>
-              <w:t>! REVIEW</w:t>
-            </w:r>
-          </w:p>
-        </w:tc>
-        <w:tc>
-          <w:tcPr>
-            <w:tcW w:type="dxa" w:w="2160"/>
-          </w:tcPr>
-          <w:p>
-            <w:r>
-              <w:rPr>
-                <w:sz w:val="15"/>
-              </w:rPr>
-              <w:t>The available image/OCR evidence is insufficient for a definitive automated determination.</w:t>
-            </w:r>
-          </w:p>
-        </w:tc>
-        <w:tc>
-          <w:tcPr>
-            <w:tcW w:type="dxa" w:w="2160"/>
-          </w:tcPr>
-          <w:p>
-            <w:r>
-              <w:rPr>
-                <w:sz w:val="15"/>
-              </w:rPr>
-              <w:t>Verify this requirement using the applicable package, commodity or transaction context.</w:t>
-            </w:r>
-          </w:p>
-        </w:tc>
-      </w:tr>
-      <w:tr>
-        <w:tc>
-          <w:tcPr>
-            <w:tcW w:type="dxa" w:w="2160"/>
-          </w:tcPr>
-          <w:p>
-            <w:r>
-              <w:rPr>
-                <w:b/>
-                <w:sz w:val="15"/>
-              </w:rPr>
-              <w:t>23</w:t>
-            </w:r>
-          </w:p>
-        </w:tc>
-        <w:tc>
-          <w:tcPr>
-            <w:tcW w:type="dxa" w:w="2160"/>
-          </w:tcPr>
-          <w:p>
-            <w:r>
-              <w:rPr>
-                <w:sz w:val="15"/>
-              </w:rPr>
-              <w:t>Package size/appearance must not be deceptive in relation to quantity.</w:t>
-            </w:r>
-          </w:p>
-        </w:tc>
-        <w:tc>
-          <w:tcPr>
-            <w:tcW w:type="dxa" w:w="2160"/>
-          </w:tcPr>
-          <w:p>
-            <w:r>
-              <w:rPr>
-                <w:b/>
-                <w:color w:val="D97706"/>
-                <w:sz w:val="15"/>
-              </w:rPr>
-              <w:t>! REVIEW</w:t>
-            </w:r>
-          </w:p>
-        </w:tc>
-        <w:tc>
-          <w:tcPr>
-            <w:tcW w:type="dxa" w:w="2160"/>
-          </w:tcPr>
-          <w:p>
-            <w:r>
-              <w:rPr>
-                <w:sz w:val="15"/>
-              </w:rPr>
-              <w:t>The available image/OCR evidence is insufficient for a definitive automated determination.</w:t>
-            </w:r>
-          </w:p>
-        </w:tc>
-        <w:tc>
-          <w:tcPr>
-            <w:tcW w:type="dxa" w:w="2160"/>
-          </w:tcPr>
-          <w:p>
-            <w:r>
-              <w:rPr>
-                <w:sz w:val="15"/>
-              </w:rPr>
-              <w:t>Verify this requirement using the applicable package, commodity or transaction context.</w:t>
-            </w:r>
-          </w:p>
-        </w:tc>
-      </w:tr>
-      <w:tr>
-        <w:tc>
-          <w:tcPr>
-            <w:tcW w:type="dxa" w:w="2160"/>
-          </w:tcPr>
-          <w:p>
-            <w:r>
-              <w:rPr>
-                <w:b/>
-                <w:sz w:val="15"/>
-              </w:rPr>
-              <w:t>24</w:t>
-            </w:r>
-          </w:p>
-        </w:tc>
-        <w:tc>
-          <w:tcPr>
-            <w:tcW w:type="dxa" w:w="2160"/>
-          </w:tcPr>
-          <w:p>
-            <w:r>
-              <w:rPr>
-                <w:sz w:val="15"/>
-              </w:rPr>
-              <w:t>Wholesale-package declarations must be checked where the package qualifies as a wholesale package.</w:t>
-            </w:r>
-          </w:p>
-        </w:tc>
-        <w:tc>
-          <w:tcPr>
-            <w:tcW w:type="dxa" w:w="2160"/>
-          </w:tcPr>
-          <w:p>
-            <w:r>
-              <w:rPr>
-                <w:b/>
-                <w:color w:val="64748B"/>
-                <w:sz w:val="15"/>
-              </w:rPr>
-              <w:t>— N/A</w:t>
-            </w:r>
-          </w:p>
-        </w:tc>
-        <w:tc>
-          <w:tcPr>
-            <w:tcW w:type="dxa" w:w="2160"/>
-          </w:tcPr>
-          <w:p>
-            <w:r>
-              <w:rPr>
-                <w:sz w:val="15"/>
-              </w:rPr>
-              <w:t>The rule does not apply to the detected package context.</w:t>
+              <w:t>Registration records are administrative evidence.</w:t>
             </w:r>
           </w:p>
         </w:tc>
@@ -4474,7 +4448,7 @@
                 <w:b/>
                 <w:sz w:val="15"/>
               </w:rPr>
-              <w:t>25</w:t>
+              <w:t>30</w:t>
             </w:r>
           </w:p>
         </w:tc>
@@ -4487,7 +4461,7 @@
               <w:rPr>
                 <w:sz w:val="15"/>
               </w:rPr>
-              <w:t>Export-package conditions require package destination and sale context.</w:t>
+              <w:t>Circulation of registered entities list by the Central Government.</w:t>
             </w:r>
           </w:p>
         </w:tc>
@@ -4502,7 +4476,7 @@
                 <w:color w:val="64748B"/>
                 <w:sz w:val="15"/>
               </w:rPr>
-              <w:t>— N/A</w:t>
+              <w:t>— OUT OF SCOPE</w:t>
             </w:r>
           </w:p>
         </w:tc>
@@ -4515,7 +4489,7 @@
               <w:rPr>
                 <w:sz w:val="15"/>
               </w:rPr>
-              <w:t>The rule does not apply to the detected package context.</w:t>
+              <w:t>Registered manufacturer lists are administrative records.</w:t>
             </w:r>
           </w:p>
         </w:tc>
@@ -4543,7 +4517,7 @@
                 <w:b/>
                 <w:sz w:val="15"/>
               </w:rPr>
-              <w:t>26</w:t>
+              <w:t>31</w:t>
             </w:r>
           </w:p>
         </w:tc>
@@ -4556,7 +4530,7 @@
               <w:rPr>
                 <w:sz w:val="15"/>
               </w:rPr>
-              <w:t>Any applicable exemption must be determined from package type and legal conditions.</w:t>
+              <w:t>Advertisement mentioning retail price must declare net quantity and unit sale price.</w:t>
             </w:r>
           </w:p>
         </w:tc>
@@ -4568,10 +4542,10 @@
             <w:r>
               <w:rPr>
                 <w:b/>
-                <w:color w:val="D97706"/>
-                <w:sz w:val="15"/>
-              </w:rPr>
-              <w:t>! REVIEW</w:t>
+                <w:color w:val="64748B"/>
+                <w:sz w:val="15"/>
+              </w:rPr>
+              <w:t>— N/A</w:t>
             </w:r>
           </w:p>
         </w:tc>
@@ -4584,7 +4558,7 @@
               <w:rPr>
                 <w:sz w:val="15"/>
               </w:rPr>
-              <w:t>The available image/OCR evidence is insufficient for a definitive automated determination.</w:t>
+              <w:t>Current scanned item is a package image, not a print or digital advertisement mentioning retail sale price.</w:t>
             </w:r>
           </w:p>
         </w:tc>
@@ -4597,7 +4571,6 @@
               <w:rPr>
                 <w:sz w:val="15"/>
               </w:rPr>
-              <w:t>Verify this requirement using the applicable package, commodity or transaction context.</w:t>
             </w:r>
           </w:p>
         </w:tc>
@@ -4613,7 +4586,7 @@
                 <w:b/>
                 <w:sz w:val="15"/>
               </w:rPr>
-              <w:t>TEST_RULE_PACK_DATE</w:t>
+              <w:t>32</w:t>
             </w:r>
           </w:p>
         </w:tc>
@@ -4626,7 +4599,7 @@
               <w:rPr>
                 <w:sz w:val="15"/>
               </w:rPr>
-              <w:t>Packaging date or manufacturing date must be declared on package.</w:t>
+              <w:t>Penal provisions under Section 29/39 of the Act.</w:t>
             </w:r>
           </w:p>
         </w:tc>
@@ -4638,10 +4611,10 @@
             <w:r>
               <w:rPr>
                 <w:b/>
-                <w:color w:val="DC2626"/>
-                <w:sz w:val="15"/>
-              </w:rPr>
-              <w:t>✕ FAIL</w:t>
+                <w:color w:val="64748B"/>
+                <w:sz w:val="15"/>
+              </w:rPr>
+              <w:t>— OUT OF SCOPE</w:t>
             </w:r>
           </w:p>
         </w:tc>
@@ -4654,7 +4627,7 @@
               <w:rPr>
                 <w:sz w:val="15"/>
               </w:rPr>
-              <w:t>Required statutory declaration 'manufacturing_date' was missing or could not be detected.</w:t>
+              <w:t>Penal provision for contravention under the Act; applies post-adjudication, not an on-package declaration.</w:t>
             </w:r>
           </w:p>
         </w:tc>
@@ -4667,7 +4640,144 @@
               <w:rPr>
                 <w:sz w:val="15"/>
               </w:rPr>
-              <w:t>Ensure 'manufacturing_date' is legibly displayed on principal display panel.</w:t>
+            </w:r>
+          </w:p>
+        </w:tc>
+      </w:tr>
+      <w:tr>
+        <w:tc>
+          <w:tcPr>
+            <w:tcW w:type="dxa" w:w="2160"/>
+          </w:tcPr>
+          <w:p>
+            <w:r>
+              <w:rPr>
+                <w:b/>
+                <w:sz w:val="15"/>
+              </w:rPr>
+              <w:t>33</w:t>
+            </w:r>
+          </w:p>
+        </w:tc>
+        <w:tc>
+          <w:tcPr>
+            <w:tcW w:type="dxa" w:w="2160"/>
+          </w:tcPr>
+          <w:p>
+            <w:r>
+              <w:rPr>
+                <w:sz w:val="15"/>
+              </w:rPr>
+              <w:t>Administrative power of Central Government to relax rules in public interest.</w:t>
+            </w:r>
+          </w:p>
+        </w:tc>
+        <w:tc>
+          <w:tcPr>
+            <w:tcW w:type="dxa" w:w="2160"/>
+          </w:tcPr>
+          <w:p>
+            <w:r>
+              <w:rPr>
+                <w:b/>
+                <w:color w:val="64748B"/>
+                <w:sz w:val="15"/>
+              </w:rPr>
+              <w:t>— OUT OF SCOPE</w:t>
+            </w:r>
+          </w:p>
+        </w:tc>
+        <w:tc>
+          <w:tcPr>
+            <w:tcW w:type="dxa" w:w="2160"/>
+          </w:tcPr>
+          <w:p>
+            <w:r>
+              <w:rPr>
+                <w:sz w:val="15"/>
+              </w:rPr>
+              <w:t>Central Government administrative power to relax rules in the public interest.</w:t>
+            </w:r>
+          </w:p>
+        </w:tc>
+        <w:tc>
+          <w:tcPr>
+            <w:tcW w:type="dxa" w:w="2160"/>
+          </w:tcPr>
+          <w:p>
+            <w:r>
+              <w:rPr>
+                <w:sz w:val="15"/>
+              </w:rPr>
+            </w:r>
+          </w:p>
+        </w:tc>
+      </w:tr>
+      <w:tr>
+        <w:tc>
+          <w:tcPr>
+            <w:tcW w:type="dxa" w:w="2160"/>
+          </w:tcPr>
+          <w:p>
+            <w:r>
+              <w:rPr>
+                <w:b/>
+                <w:sz w:val="15"/>
+              </w:rPr>
+              <w:t>34</w:t>
+            </w:r>
+          </w:p>
+        </w:tc>
+        <w:tc>
+          <w:tcPr>
+            <w:tcW w:type="dxa" w:w="2160"/>
+          </w:tcPr>
+          <w:p>
+            <w:r>
+              <w:rPr>
+                <w:sz w:val="15"/>
+              </w:rPr>
+              <w:t>Repeal of Standards of Weights and Measures (Packaged Commodities) Rules, 1977.</w:t>
+            </w:r>
+          </w:p>
+        </w:tc>
+        <w:tc>
+          <w:tcPr>
+            <w:tcW w:type="dxa" w:w="2160"/>
+          </w:tcPr>
+          <w:p>
+            <w:r>
+              <w:rPr>
+                <w:b/>
+                <w:color w:val="64748B"/>
+                <w:sz w:val="15"/>
+              </w:rPr>
+              <w:t>— OUT OF SCOPE</w:t>
+            </w:r>
+          </w:p>
+        </w:tc>
+        <w:tc>
+          <w:tcPr>
+            <w:tcW w:type="dxa" w:w="2160"/>
+          </w:tcPr>
+          <w:p>
+            <w:r>
+              <w:rPr>
+                <w:sz w:val="15"/>
+              </w:rPr>
+              <w:t>Statutory transition provision repealing the Standards of Weights and Measures (Packaged Commodities) Rules, 1977.</w:t>
+            </w:r>
+          </w:p>
+        </w:tc>
+        <w:tc>
+          <w:tcPr>
+            <w:tcW w:type="dxa" w:w="2160"/>
+          </w:tcPr>
+          <w:p>
+            <w:r>
+              <w:rPr>
+                <w:sz w:val="15"/>
+              </w:rPr>
             </w:r>
           </w:p>
         </w:tc>
@@ -4976,7 +5086,7 @@
               <w:rPr>
                 <w:sz w:val="15"/>
               </w:rPr>
-              <w:t>94.0%</w:t>
+              <w:t>95.0%</w:t>
             </w:r>
           </w:p>
         </w:tc>
@@ -4989,7 +5099,7 @@
               <w:rPr>
                 <w:sz w:val="15"/>
               </w:rPr>
-              <w:t>[100, 500, 400, 550]</w:t>
+              <w:t>Mapped</w:t>
             </w:r>
           </w:p>
         </w:tc>
@@ -5141,7 +5251,7 @@
         <w:rPr>
           <w:sz w:val="16"/>
         </w:rPr>
-        <w:t>2. Verify the declaration visually before treating it as compliant.</w:t>
+        <w:t>2. Use a calibrated image or physical reference to verify the principal-display-panel area and prescribed letter/numeral height.</w:t>
       </w:r>
     </w:p>
     <w:p>
@@ -5152,7 +5262,7 @@
         <w:rPr>
           <w:sz w:val="16"/>
         </w:rPr>
-        <w:t>3. Verify the date declaration visually.</w:t>
+        <w:t>3. Verify applicable declarations against the prescribed location and Principal Display Panel requirements.</w:t>
       </w:r>
     </w:p>
     <w:p>
@@ -5163,7 +5273,7 @@
         <w:rPr>
           <w:sz w:val="16"/>
         </w:rPr>
-        <w:t>4. Verify commodity-specific dimensional applicability.</w:t>
+        <w:t>4. Verify legibility, prominence, contrast and prescribed language/display requirements.</w:t>
       </w:r>
     </w:p>
     <w:p>
